--- a/public/resume.docx
+++ b/public/resume.docx
@@ -137,6 +137,9 @@
       <w:bookmarkStart w:id="0" w:name="EDUCATION"/>
       <w:bookmarkEnd w:id="0"/>
       <w:r>
+        <w:rPr>
+          <w:rFonts w:asciiTheme="minorHAnsi" w:hAnsiTheme="minorHAnsi" w:cstheme="minorHAnsi"/>
+        </w:rPr>
         <w:t xml:space="preserve"> </w:t>
       </w:r>
       <w:r>
@@ -198,6 +201,7 @@
           <w:tab w:val="left" w:pos="9360"/>
         </w:tabs>
         <w:ind w:left="360" w:right="360"/>
+        <w:jc w:val="both"/>
         <w:rPr>
           <w:rFonts w:asciiTheme="minorHAnsi" w:hAnsiTheme="minorHAnsi" w:cstheme="minorHAnsi"/>
           <w:color w:val="000000" w:themeColor="text1"/>
@@ -316,7 +320,23 @@
           <w:color w:val="000000" w:themeColor="text1"/>
           <w:spacing w:val="-5"/>
         </w:rPr>
-        <w:t xml:space="preserve">                                                                                       </w:t>
+        <w:t xml:space="preserve">                                                                                      </w:t>
+      </w:r>
+      <w:r>
+        <w:rPr>
+          <w:rFonts w:asciiTheme="minorHAnsi" w:hAnsiTheme="minorHAnsi" w:cstheme="minorHAnsi"/>
+          <w:color w:val="000000" w:themeColor="text1"/>
+          <w:spacing w:val="-5"/>
+        </w:rPr>
+        <w:t xml:space="preserve"> </w:t>
+      </w:r>
+      <w:r>
+        <w:rPr>
+          <w:rFonts w:asciiTheme="minorHAnsi" w:hAnsiTheme="minorHAnsi" w:cstheme="minorHAnsi"/>
+          <w:color w:val="000000" w:themeColor="text1"/>
+          <w:spacing w:val="-5"/>
+        </w:rPr>
+        <w:t xml:space="preserve"> </w:t>
       </w:r>
       <w:r>
         <w:rPr>
@@ -398,6 +418,7 @@
     <w:p>
       <w:pPr>
         <w:ind w:left="360" w:right="360"/>
+        <w:jc w:val="both"/>
         <w:rPr>
           <w:rFonts w:asciiTheme="minorHAnsi" w:hAnsiTheme="minorHAnsi" w:cstheme="minorHAnsi"/>
           <w:i/>
@@ -601,7 +622,7 @@
           <w:color w:val="000000" w:themeColor="text1"/>
           <w:spacing w:val="-2"/>
         </w:rPr>
-        <w:t xml:space="preserve">          </w:t>
+        <w:t xml:space="preserve">      </w:t>
       </w:r>
       <w:r>
         <w:rPr>
@@ -610,60 +631,24 @@
           <w:color w:val="000000" w:themeColor="text1"/>
           <w:spacing w:val="-2"/>
         </w:rPr>
+        <w:t xml:space="preserve">  </w:t>
+      </w:r>
+      <w:r>
+        <w:rPr>
+          <w:rFonts w:asciiTheme="minorHAnsi" w:hAnsiTheme="minorHAnsi" w:cstheme="minorHAnsi"/>
+          <w:i/>
+          <w:color w:val="000000" w:themeColor="text1"/>
+          <w:spacing w:val="-2"/>
+        </w:rPr>
         <w:t xml:space="preserve"> </w:t>
       </w:r>
       <w:r>
         <w:rPr>
           <w:rFonts w:asciiTheme="minorHAnsi" w:hAnsiTheme="minorHAnsi" w:cstheme="minorHAnsi"/>
-          <w:i/>
-          <w:color w:val="000000" w:themeColor="text1"/>
-          <w:spacing w:val="-2"/>
-        </w:rPr>
-        <w:t xml:space="preserve"> </w:t>
-      </w:r>
-      <w:r>
-        <w:rPr>
-          <w:rFonts w:asciiTheme="minorHAnsi" w:hAnsiTheme="minorHAnsi" w:cstheme="minorHAnsi"/>
           <w:b/>
           <w:color w:val="000000" w:themeColor="text1"/>
         </w:rPr>
-        <w:t>CGPA:</w:t>
-      </w:r>
-      <w:r>
-        <w:rPr>
-          <w:rFonts w:asciiTheme="minorHAnsi" w:hAnsiTheme="minorHAnsi" w:cstheme="minorHAnsi"/>
-          <w:b/>
-          <w:color w:val="000000" w:themeColor="text1"/>
-          <w:spacing w:val="-10"/>
-        </w:rPr>
-        <w:t xml:space="preserve"> </w:t>
-      </w:r>
-      <w:r>
-        <w:rPr>
-          <w:rFonts w:asciiTheme="minorHAnsi" w:hAnsiTheme="minorHAnsi" w:cstheme="minorHAnsi"/>
-          <w:b/>
-          <w:color w:val="000000" w:themeColor="text1"/>
-          <w:spacing w:val="-2"/>
-        </w:rPr>
-        <w:t>3.</w:t>
-      </w:r>
-      <w:r>
-        <w:rPr>
-          <w:rFonts w:asciiTheme="minorHAnsi" w:hAnsiTheme="minorHAnsi" w:cstheme="minorHAnsi"/>
-          <w:b/>
-          <w:color w:val="000000" w:themeColor="text1"/>
-          <w:spacing w:val="-2"/>
-        </w:rPr>
-        <w:t>82</w:t>
-      </w:r>
-      <w:r>
-        <w:rPr>
-          <w:rFonts w:asciiTheme="minorHAnsi" w:hAnsiTheme="minorHAnsi" w:cstheme="minorHAnsi"/>
-          <w:b/>
-          <w:color w:val="000000" w:themeColor="text1"/>
-          <w:spacing w:val="-2"/>
-        </w:rPr>
-        <w:t>/4</w:t>
+        <w:t>GPA: 3.82 / 4.0</w:t>
       </w:r>
     </w:p>
     <w:p>
@@ -674,6 +659,7 @@
           <w:numId w:val="49"/>
         </w:numPr>
         <w:ind w:right="360"/>
+        <w:jc w:val="both"/>
         <w:rPr>
           <w:rFonts w:asciiTheme="minorHAnsi" w:hAnsiTheme="minorHAnsi" w:cstheme="minorHAnsi"/>
           <w:i/>
@@ -708,33 +694,26 @@
           <w:color w:val="000000" w:themeColor="text1"/>
           <w:spacing w:val="-2"/>
         </w:rPr>
-        <w:t>Applied Algorithms, Software Engineering, Advanced Database Concepts, Applied Machine</w:t>
-      </w:r>
-      <w:r>
-        <w:rPr>
-          <w:rFonts w:asciiTheme="minorHAnsi" w:hAnsiTheme="minorHAnsi" w:cstheme="minorHAnsi"/>
-          <w:i/>
-          <w:iCs/>
-          <w:color w:val="000000" w:themeColor="text1"/>
-          <w:spacing w:val="-2"/>
-        </w:rPr>
-        <w:t xml:space="preserve"> </w:t>
-      </w:r>
-      <w:r>
-        <w:rPr>
-          <w:rFonts w:asciiTheme="minorHAnsi" w:hAnsiTheme="minorHAnsi" w:cstheme="minorHAnsi"/>
-          <w:i/>
-          <w:iCs/>
-          <w:color w:val="000000" w:themeColor="text1"/>
-          <w:spacing w:val="-2"/>
-        </w:rPr>
-        <w:t>Learning, Computer Networks, Engineering Cloud Computing, Fundamentals &amp; Applications of LLMs.</w:t>
+        <w:t>Advanced Database Concepts, Applied Algorithms, Applied Machine Learning, Computer Networks, Engineering Cloud Computing, Fundamentals &amp; Applications of LLMs, Software Engineering</w:t>
       </w:r>
     </w:p>
     <w:p>
       <w:pPr>
+        <w:ind w:left="360" w:right="360"/>
+        <w:jc w:val="both"/>
+        <w:rPr>
+          <w:rFonts w:asciiTheme="minorHAnsi" w:hAnsiTheme="minorHAnsi" w:cstheme="minorHAnsi"/>
+          <w:color w:val="000000" w:themeColor="text1"/>
+          <w:sz w:val="4"/>
+          <w:szCs w:val="4"/>
+        </w:rPr>
+      </w:pPr>
+    </w:p>
+    <w:p>
+      <w:pPr>
         <w:spacing w:line="252" w:lineRule="exact"/>
         <w:ind w:left="360" w:right="360"/>
+        <w:jc w:val="both"/>
         <w:rPr>
           <w:rFonts w:asciiTheme="minorHAnsi" w:hAnsiTheme="minorHAnsi" w:cstheme="minorHAnsi"/>
           <w:color w:val="000000" w:themeColor="text1"/>
@@ -961,6 +940,7 @@
       <w:pPr>
         <w:spacing w:line="252" w:lineRule="exact"/>
         <w:ind w:left="360" w:right="360"/>
+        <w:jc w:val="both"/>
         <w:rPr>
           <w:rFonts w:asciiTheme="minorHAnsi" w:hAnsiTheme="minorHAnsi" w:cstheme="minorHAnsi"/>
           <w:b/>
@@ -1205,7 +1185,7 @@
           <w:iCs/>
           <w:color w:val="000000" w:themeColor="text1"/>
         </w:rPr>
-        <w:t xml:space="preserve">     </w:t>
+        <w:t xml:space="preserve">   </w:t>
       </w:r>
       <w:r>
         <w:rPr>
@@ -1215,7 +1195,7 @@
           <w:iCs/>
           <w:color w:val="000000" w:themeColor="text1"/>
         </w:rPr>
-        <w:t>CGPA</w:t>
+        <w:t>GPA</w:t>
       </w:r>
       <w:r>
         <w:rPr>
@@ -1244,7 +1224,7 @@
           <w:color w:val="000000" w:themeColor="text1"/>
           <w:spacing w:val="-2"/>
         </w:rPr>
-        <w:t>3.54</w:t>
+        <w:t>8.85</w:t>
       </w:r>
       <w:r>
         <w:rPr>
@@ -1254,7 +1234,7 @@
           <w:color w:val="000000" w:themeColor="text1"/>
           <w:spacing w:val="-2"/>
         </w:rPr>
-        <w:t>/</w:t>
+        <w:t xml:space="preserve"> </w:t>
       </w:r>
       <w:r>
         <w:rPr>
@@ -1264,7 +1244,37 @@
           <w:color w:val="000000" w:themeColor="text1"/>
           <w:spacing w:val="-2"/>
         </w:rPr>
-        <w:t>4</w:t>
+        <w:t>/</w:t>
+      </w:r>
+      <w:r>
+        <w:rPr>
+          <w:rFonts w:asciiTheme="minorHAnsi" w:hAnsiTheme="minorHAnsi" w:cstheme="minorHAnsi"/>
+          <w:b/>
+          <w:iCs/>
+          <w:color w:val="000000" w:themeColor="text1"/>
+          <w:spacing w:val="-2"/>
+        </w:rPr>
+        <w:t xml:space="preserve"> </w:t>
+      </w:r>
+      <w:r>
+        <w:rPr>
+          <w:rFonts w:asciiTheme="minorHAnsi" w:hAnsiTheme="minorHAnsi" w:cstheme="minorHAnsi"/>
+          <w:b/>
+          <w:iCs/>
+          <w:color w:val="000000" w:themeColor="text1"/>
+          <w:spacing w:val="-2"/>
+        </w:rPr>
+        <w:t>10</w:t>
+      </w:r>
+      <w:r>
+        <w:rPr>
+          <w:rFonts w:asciiTheme="minorHAnsi" w:hAnsiTheme="minorHAnsi" w:cstheme="minorHAnsi"/>
+          <w:b/>
+          <w:iCs/>
+          <w:color w:val="000000" w:themeColor="text1"/>
+          <w:spacing w:val="-2"/>
+        </w:rPr>
+        <w:t>.0</w:t>
       </w:r>
     </w:p>
     <w:p>
@@ -1295,6 +1305,13 @@
           <w:color w:val="000000" w:themeColor="text1"/>
         </w:rPr>
         <w:t>SKILL</w:t>
+      </w:r>
+      <w:r>
+        <w:rPr>
+          <w:rFonts w:asciiTheme="minorHAnsi" w:hAnsiTheme="minorHAnsi" w:cstheme="minorHAnsi"/>
+          <w:color w:val="000000" w:themeColor="text1"/>
+        </w:rPr>
+        <w:t>S</w:t>
       </w:r>
     </w:p>
     <w:p>
@@ -1325,7 +1342,21 @@
           <w:rFonts w:asciiTheme="minorHAnsi" w:hAnsiTheme="minorHAnsi" w:cstheme="minorHAnsi"/>
           <w:color w:val="000000" w:themeColor="text1"/>
         </w:rPr>
-        <w:t xml:space="preserve"> Python, JavaScript, TypeScript, C, C++, SQL</w:t>
+        <w:t xml:space="preserve"> Python, JavaScript, TypeScript, C</w:t>
+      </w:r>
+      <w:r>
+        <w:rPr>
+          <w:rFonts w:asciiTheme="minorHAnsi" w:hAnsiTheme="minorHAnsi" w:cstheme="minorHAnsi"/>
+          <w:color w:val="000000" w:themeColor="text1"/>
+        </w:rPr>
+        <w:t>/</w:t>
+      </w:r>
+      <w:r>
+        <w:rPr>
+          <w:rFonts w:asciiTheme="minorHAnsi" w:hAnsiTheme="minorHAnsi" w:cstheme="minorHAnsi"/>
+          <w:color w:val="000000" w:themeColor="text1"/>
+        </w:rPr>
+        <w:t>C++, SQL</w:t>
       </w:r>
     </w:p>
     <w:p>
@@ -1349,14 +1380,14 @@
           <w:bCs/>
           <w:color w:val="000000" w:themeColor="text1"/>
         </w:rPr>
-        <w:t>Frontend:</w:t>
-      </w:r>
-      <w:r>
-        <w:rPr>
-          <w:rFonts w:asciiTheme="minorHAnsi" w:hAnsiTheme="minorHAnsi" w:cstheme="minorHAnsi"/>
-          <w:color w:val="000000" w:themeColor="text1"/>
-        </w:rPr>
-        <w:t xml:space="preserve"> React, Next.js, HTML5, CSS3, Tailwind</w:t>
+        <w:t>Full-Stack:</w:t>
+      </w:r>
+      <w:r>
+        <w:rPr>
+          <w:rFonts w:asciiTheme="minorHAnsi" w:hAnsiTheme="minorHAnsi" w:cstheme="minorHAnsi"/>
+          <w:color w:val="000000" w:themeColor="text1"/>
+        </w:rPr>
+        <w:t xml:space="preserve"> React, Next.js, Node.js, REST APIs</w:t>
       </w:r>
     </w:p>
     <w:p>
@@ -1380,21 +1411,28 @@
           <w:bCs/>
           <w:color w:val="000000" w:themeColor="text1"/>
         </w:rPr>
-        <w:t>Backend:</w:t>
-      </w:r>
-      <w:r>
-        <w:rPr>
-          <w:rFonts w:asciiTheme="minorHAnsi" w:hAnsiTheme="minorHAnsi" w:cstheme="minorHAnsi"/>
-          <w:color w:val="000000" w:themeColor="text1"/>
-        </w:rPr>
-        <w:t xml:space="preserve"> Node.js, Express.js, REST APIs, Firebase, MongoDB</w:t>
-      </w:r>
-      <w:r>
-        <w:rPr>
-          <w:rFonts w:asciiTheme="minorHAnsi" w:hAnsiTheme="minorHAnsi" w:cstheme="minorHAnsi"/>
-          <w:color w:val="000000" w:themeColor="text1"/>
-        </w:rPr>
-        <w:t>, Postgres, Redis</w:t>
+        <w:t>Data &amp; Databases:</w:t>
+      </w:r>
+      <w:r>
+        <w:rPr>
+          <w:rFonts w:asciiTheme="minorHAnsi" w:hAnsiTheme="minorHAnsi" w:cstheme="minorHAnsi"/>
+          <w:color w:val="000000" w:themeColor="text1"/>
+        </w:rPr>
+        <w:t xml:space="preserve"> PostgreSQL, </w:t>
+      </w:r>
+      <w:r>
+        <w:rPr>
+          <w:rFonts w:asciiTheme="minorHAnsi" w:hAnsiTheme="minorHAnsi" w:cstheme="minorHAnsi"/>
+          <w:color w:val="000000" w:themeColor="text1"/>
+        </w:rPr>
+        <w:t xml:space="preserve">MySQL, </w:t>
+      </w:r>
+      <w:r>
+        <w:rPr>
+          <w:rFonts w:asciiTheme="minorHAnsi" w:hAnsiTheme="minorHAnsi" w:cstheme="minorHAnsi"/>
+          <w:color w:val="000000" w:themeColor="text1"/>
+        </w:rPr>
+        <w:t>MongoDB, Redis, Pandas, NumPy</w:t>
       </w:r>
     </w:p>
     <w:p>
@@ -1418,21 +1456,30 @@
           <w:bCs/>
           <w:color w:val="000000" w:themeColor="text1"/>
         </w:rPr>
-        <w:t>Cloud and DevOps Tools:</w:t>
-      </w:r>
-      <w:r>
-        <w:rPr>
-          <w:rFonts w:asciiTheme="minorHAnsi" w:hAnsiTheme="minorHAnsi" w:cstheme="minorHAnsi"/>
-          <w:color w:val="000000" w:themeColor="text1"/>
-        </w:rPr>
-        <w:t xml:space="preserve"> AWS, Docker, Git, Postman, Unix CLI</w:t>
-      </w:r>
-      <w:r>
-        <w:rPr>
-          <w:rFonts w:asciiTheme="minorHAnsi" w:hAnsiTheme="minorHAnsi" w:cstheme="minorHAnsi"/>
-          <w:color w:val="000000" w:themeColor="text1"/>
-        </w:rPr>
-        <w:t>, CI/CD</w:t>
+        <w:t>AI/ML:</w:t>
+      </w:r>
+      <w:r>
+        <w:rPr>
+          <w:rFonts w:asciiTheme="minorHAnsi" w:hAnsiTheme="minorHAnsi" w:cstheme="minorHAnsi"/>
+          <w:color w:val="000000" w:themeColor="text1"/>
+        </w:rPr>
+        <w:t xml:space="preserve"> Scikit-learn, TensorFlow, NLP, Transformers (BERT, </w:t>
+      </w:r>
+      <w:proofErr w:type="spellStart"/>
+      <w:r>
+        <w:rPr>
+          <w:rFonts w:asciiTheme="minorHAnsi" w:hAnsiTheme="minorHAnsi" w:cstheme="minorHAnsi"/>
+          <w:color w:val="000000" w:themeColor="text1"/>
+        </w:rPr>
+        <w:t>DeBERTa</w:t>
+      </w:r>
+      <w:proofErr w:type="spellEnd"/>
+      <w:r>
+        <w:rPr>
+          <w:rFonts w:asciiTheme="minorHAnsi" w:hAnsiTheme="minorHAnsi" w:cstheme="minorHAnsi"/>
+          <w:color w:val="000000" w:themeColor="text1"/>
+        </w:rPr>
+        <w:t>), LLM APIs</w:t>
       </w:r>
     </w:p>
     <w:p>
@@ -1454,32 +1501,16 @@
           <w:rFonts w:asciiTheme="minorHAnsi" w:hAnsiTheme="minorHAnsi" w:cstheme="minorHAnsi"/>
           <w:b/>
           <w:bCs/>
-          <w:color w:val="000000"/>
-        </w:rPr>
-        <w:t>AI/ML:</w:t>
-      </w:r>
-      <w:r>
-        <w:rPr>
-          <w:rFonts w:asciiTheme="minorHAnsi" w:hAnsiTheme="minorHAnsi" w:cstheme="minorHAnsi"/>
-          <w:color w:val="000000"/>
-        </w:rPr>
-        <w:t xml:space="preserve"> TensorFlow, </w:t>
-      </w:r>
-      <w:proofErr w:type="spellStart"/>
-      <w:r>
-        <w:rPr>
-          <w:rFonts w:asciiTheme="minorHAnsi" w:hAnsiTheme="minorHAnsi" w:cstheme="minorHAnsi"/>
-          <w:color w:val="000000"/>
-        </w:rPr>
-        <w:t>Keras</w:t>
-      </w:r>
-      <w:proofErr w:type="spellEnd"/>
-      <w:r>
-        <w:rPr>
-          <w:rFonts w:asciiTheme="minorHAnsi" w:hAnsiTheme="minorHAnsi" w:cstheme="minorHAnsi"/>
-          <w:color w:val="000000"/>
-        </w:rPr>
-        <w:t>, Scikit-learn, Deep Learning, CNNS, LSTM, NLP, Computer Vision, Time Series Analysis</w:t>
+          <w:color w:val="000000" w:themeColor="text1"/>
+        </w:rPr>
+        <w:t>Data Engineering:</w:t>
+      </w:r>
+      <w:r>
+        <w:rPr>
+          <w:rFonts w:asciiTheme="minorHAnsi" w:hAnsiTheme="minorHAnsi" w:cstheme="minorHAnsi"/>
+          <w:color w:val="000000" w:themeColor="text1"/>
+        </w:rPr>
+        <w:t xml:space="preserve"> ETL Pipelines, Data Modeling, Batch Processing</w:t>
       </w:r>
     </w:p>
     <w:p>
@@ -1498,26 +1529,64 @@
       </w:pPr>
       <w:r>
         <w:rPr>
-          <w:rStyle w:val="Strong"/>
-          <w:rFonts w:asciiTheme="minorHAnsi" w:hAnsiTheme="minorHAnsi" w:cstheme="minorHAnsi"/>
-          <w:color w:val="000000"/>
-        </w:rPr>
-        <w:t>Core Competencies:</w:t>
-      </w:r>
-      <w:r>
-        <w:rPr>
-          <w:rStyle w:val="apple-converted-space"/>
-          <w:rFonts w:asciiTheme="minorHAnsi" w:hAnsiTheme="minorHAnsi" w:cstheme="minorHAnsi"/>
-          <w:color w:val="000000"/>
-        </w:rPr>
-        <w:t> </w:t>
-      </w:r>
-      <w:r>
-        <w:rPr>
-          <w:rFonts w:asciiTheme="minorHAnsi" w:hAnsiTheme="minorHAnsi" w:cstheme="minorHAnsi"/>
-          <w:color w:val="000000"/>
-        </w:rPr>
-        <w:t>Data Structures &amp; Algorithms, OOP, System Design, Security, Cloud Deployment</w:t>
+          <w:rFonts w:asciiTheme="minorHAnsi" w:hAnsiTheme="minorHAnsi" w:cstheme="minorHAnsi"/>
+          <w:b/>
+          <w:bCs/>
+          <w:color w:val="000000" w:themeColor="text1"/>
+        </w:rPr>
+        <w:t>Analytics &amp; Tools:</w:t>
+      </w:r>
+      <w:r>
+        <w:rPr>
+          <w:rFonts w:asciiTheme="minorHAnsi" w:hAnsiTheme="minorHAnsi" w:cstheme="minorHAnsi"/>
+          <w:color w:val="000000" w:themeColor="text1"/>
+        </w:rPr>
+        <w:t xml:space="preserve"> Tableau, Matplotlib, Excel</w:t>
+      </w:r>
+    </w:p>
+    <w:p>
+      <w:pPr>
+        <w:pStyle w:val="BodyText"/>
+        <w:numPr>
+          <w:ilvl w:val="0"/>
+          <w:numId w:val="53"/>
+        </w:numPr>
+        <w:spacing w:line="249" w:lineRule="exact"/>
+        <w:ind w:right="360"/>
+        <w:rPr>
+          <w:rFonts w:asciiTheme="minorHAnsi" w:hAnsiTheme="minorHAnsi" w:cstheme="minorHAnsi"/>
+          <w:color w:val="000000" w:themeColor="text1"/>
+        </w:rPr>
+      </w:pPr>
+      <w:r>
+        <w:rPr>
+          <w:rFonts w:asciiTheme="minorHAnsi" w:hAnsiTheme="minorHAnsi" w:cstheme="minorHAnsi"/>
+          <w:b/>
+          <w:bCs/>
+          <w:color w:val="000000" w:themeColor="text1"/>
+        </w:rPr>
+        <w:t>Systems &amp; Cloud:</w:t>
+      </w:r>
+      <w:r>
+        <w:rPr>
+          <w:rFonts w:asciiTheme="minorHAnsi" w:hAnsiTheme="minorHAnsi" w:cstheme="minorHAnsi"/>
+          <w:color w:val="000000" w:themeColor="text1"/>
+        </w:rPr>
+        <w:t xml:space="preserve"> AWS, Docker, Git, System Design</w:t>
+      </w:r>
+      <w:r>
+        <w:rPr>
+          <w:rFonts w:asciiTheme="minorHAnsi" w:hAnsiTheme="minorHAnsi" w:cstheme="minorHAnsi"/>
+          <w:color w:val="000000" w:themeColor="text1"/>
+        </w:rPr>
+        <w:t xml:space="preserve">, </w:t>
+      </w:r>
+      <w:r>
+        <w:rPr>
+          <w:rFonts w:asciiTheme="minorHAnsi" w:hAnsiTheme="minorHAnsi" w:cstheme="minorHAnsi"/>
+          <w:color w:val="000000" w:themeColor="text1"/>
+        </w:rPr>
+        <w:t>Distributed Systems</w:t>
       </w:r>
     </w:p>
     <w:p>
@@ -1546,6 +1615,7 @@
     <w:p>
       <w:pPr>
         <w:ind w:left="360" w:right="360"/>
+        <w:jc w:val="both"/>
         <w:rPr>
           <w:rFonts w:asciiTheme="minorHAnsi" w:hAnsiTheme="minorHAnsi" w:cstheme="minorHAnsi"/>
           <w:color w:val="000000" w:themeColor="text1"/>
@@ -1558,7 +1628,7 @@
           <w:b/>
           <w:color w:val="000000" w:themeColor="text1"/>
         </w:rPr>
-        <w:t>Consultant</w:t>
+        <w:t>Global Health Impact Project</w:t>
       </w:r>
       <w:r>
         <w:rPr>
@@ -1566,20 +1636,69 @@
           <w:b/>
           <w:color w:val="000000" w:themeColor="text1"/>
         </w:rPr>
+        <w:tab/>
+      </w:r>
+      <w:r>
+        <w:rPr>
+          <w:rFonts w:asciiTheme="minorHAnsi" w:hAnsiTheme="minorHAnsi" w:cstheme="minorHAnsi"/>
+          <w:b/>
+          <w:color w:val="000000" w:themeColor="text1"/>
+        </w:rPr>
+        <w:tab/>
+      </w:r>
+      <w:r>
+        <w:rPr>
+          <w:rFonts w:asciiTheme="minorHAnsi" w:hAnsiTheme="minorHAnsi" w:cstheme="minorHAnsi"/>
+          <w:color w:val="000000" w:themeColor="text1"/>
+        </w:rPr>
+        <w:tab/>
+      </w:r>
+      <w:r>
+        <w:rPr>
+          <w:rFonts w:asciiTheme="minorHAnsi" w:hAnsiTheme="minorHAnsi" w:cstheme="minorHAnsi"/>
+          <w:color w:val="000000" w:themeColor="text1"/>
+        </w:rPr>
         <w:t xml:space="preserve"> </w:t>
       </w:r>
       <w:r>
         <w:rPr>
           <w:rFonts w:asciiTheme="minorHAnsi" w:hAnsiTheme="minorHAnsi" w:cstheme="minorHAnsi"/>
-          <w:b/>
-          <w:color w:val="000000" w:themeColor="text1"/>
-        </w:rPr>
-        <w:t>- University Information Technology Services (UITS)</w:t>
-      </w:r>
-      <w:r>
-        <w:rPr>
-          <w:rFonts w:asciiTheme="minorHAnsi" w:hAnsiTheme="minorHAnsi" w:cstheme="minorHAnsi"/>
-          <w:iCs/>
+          <w:color w:val="000000" w:themeColor="text1"/>
+        </w:rPr>
+        <w:t xml:space="preserve">                                        </w:t>
+      </w:r>
+      <w:r>
+        <w:rPr>
+          <w:rFonts w:asciiTheme="minorHAnsi" w:hAnsiTheme="minorHAnsi" w:cstheme="minorHAnsi"/>
+          <w:color w:val="000000" w:themeColor="text1"/>
+        </w:rPr>
+        <w:tab/>
+      </w:r>
+      <w:r>
+        <w:rPr>
+          <w:rFonts w:asciiTheme="minorHAnsi" w:hAnsiTheme="minorHAnsi" w:cstheme="minorHAnsi"/>
+          <w:color w:val="000000" w:themeColor="text1"/>
+        </w:rPr>
+        <w:tab/>
+      </w:r>
+      <w:r>
+        <w:rPr>
+          <w:rFonts w:asciiTheme="minorHAnsi" w:hAnsiTheme="minorHAnsi" w:cstheme="minorHAnsi"/>
+          <w:color w:val="000000" w:themeColor="text1"/>
+        </w:rPr>
+        <w:tab/>
+      </w:r>
+      <w:proofErr w:type="gramStart"/>
+      <w:r>
+        <w:rPr>
+          <w:rFonts w:asciiTheme="minorHAnsi" w:hAnsiTheme="minorHAnsi" w:cstheme="minorHAnsi"/>
+          <w:color w:val="000000" w:themeColor="text1"/>
+        </w:rPr>
+        <w:tab/>
+      </w:r>
+      <w:r>
+        <w:rPr>
+          <w:rFonts w:asciiTheme="minorHAnsi" w:hAnsiTheme="minorHAnsi" w:cstheme="minorHAnsi"/>
           <w:color w:val="000000" w:themeColor="text1"/>
         </w:rPr>
         <w:t xml:space="preserve"> </w:t>
@@ -1587,31 +1706,6 @@
       <w:r>
         <w:rPr>
           <w:rFonts w:asciiTheme="minorHAnsi" w:hAnsiTheme="minorHAnsi" w:cstheme="minorHAnsi"/>
-          <w:b/>
-          <w:bCs/>
-          <w:iCs/>
-          <w:color w:val="000000" w:themeColor="text1"/>
-        </w:rPr>
-        <w:t xml:space="preserve">| </w:t>
-      </w:r>
-      <w:r>
-        <w:rPr>
-          <w:rFonts w:asciiTheme="minorHAnsi" w:hAnsiTheme="minorHAnsi" w:cstheme="minorHAnsi"/>
-          <w:iCs/>
-          <w:color w:val="000000" w:themeColor="text1"/>
-        </w:rPr>
-        <w:t>Part-Time</w:t>
-      </w:r>
-      <w:r>
-        <w:rPr>
-          <w:rFonts w:asciiTheme="minorHAnsi" w:hAnsiTheme="minorHAnsi" w:cstheme="minorHAnsi"/>
-          <w:color w:val="000000" w:themeColor="text1"/>
-        </w:rPr>
-        <w:tab/>
-      </w:r>
-      <w:r>
-        <w:rPr>
-          <w:rFonts w:asciiTheme="minorHAnsi" w:hAnsiTheme="minorHAnsi" w:cstheme="minorHAnsi"/>
           <w:color w:val="000000" w:themeColor="text1"/>
         </w:rPr>
         <w:t xml:space="preserve"> </w:t>
@@ -1621,14 +1715,15 @@
           <w:rFonts w:asciiTheme="minorHAnsi" w:hAnsiTheme="minorHAnsi" w:cstheme="minorHAnsi"/>
           <w:color w:val="000000" w:themeColor="text1"/>
         </w:rPr>
-        <w:t xml:space="preserve">                                        </w:t>
-      </w:r>
-      <w:r>
-        <w:rPr>
-          <w:rFonts w:asciiTheme="minorHAnsi" w:hAnsiTheme="minorHAnsi" w:cstheme="minorHAnsi"/>
-          <w:color w:val="000000" w:themeColor="text1"/>
-        </w:rPr>
-        <w:tab/>
+        <w:t>Feb</w:t>
+      </w:r>
+      <w:proofErr w:type="gramEnd"/>
+      <w:r>
+        <w:rPr>
+          <w:rFonts w:asciiTheme="minorHAnsi" w:hAnsiTheme="minorHAnsi" w:cstheme="minorHAnsi"/>
+          <w:color w:val="000000" w:themeColor="text1"/>
+          <w:spacing w:val="-4"/>
+        </w:rPr>
         <w:t xml:space="preserve"> </w:t>
       </w:r>
       <w:r>
@@ -1636,22 +1731,14 @@
           <w:rFonts w:asciiTheme="minorHAnsi" w:hAnsiTheme="minorHAnsi" w:cstheme="minorHAnsi"/>
           <w:color w:val="000000" w:themeColor="text1"/>
         </w:rPr>
-        <w:t>Aug</w:t>
-      </w:r>
-      <w:r>
-        <w:rPr>
-          <w:rFonts w:asciiTheme="minorHAnsi" w:hAnsiTheme="minorHAnsi" w:cstheme="minorHAnsi"/>
-          <w:color w:val="000000" w:themeColor="text1"/>
-          <w:spacing w:val="-4"/>
-        </w:rPr>
-        <w:t xml:space="preserve"> </w:t>
-      </w:r>
-      <w:r>
-        <w:rPr>
-          <w:rFonts w:asciiTheme="minorHAnsi" w:hAnsiTheme="minorHAnsi" w:cstheme="minorHAnsi"/>
-          <w:color w:val="000000" w:themeColor="text1"/>
-        </w:rPr>
-        <w:t>2025</w:t>
+        <w:t>202</w:t>
+      </w:r>
+      <w:r>
+        <w:rPr>
+          <w:rFonts w:asciiTheme="minorHAnsi" w:hAnsiTheme="minorHAnsi" w:cstheme="minorHAnsi"/>
+          <w:color w:val="000000" w:themeColor="text1"/>
+        </w:rPr>
+        <w:t>6</w:t>
       </w:r>
       <w:r>
         <w:rPr>
@@ -1687,12 +1774,424 @@
     <w:p>
       <w:pPr>
         <w:ind w:left="360" w:right="360"/>
+        <w:jc w:val="both"/>
         <w:rPr>
           <w:rFonts w:asciiTheme="minorHAnsi" w:hAnsiTheme="minorHAnsi" w:cstheme="minorHAnsi"/>
           <w:b/>
           <w:color w:val="000000" w:themeColor="text1"/>
         </w:rPr>
       </w:pPr>
+      <w:r>
+        <w:rPr>
+          <w:rFonts w:asciiTheme="minorHAnsi" w:hAnsiTheme="minorHAnsi" w:cstheme="minorHAnsi"/>
+          <w:i/>
+          <w:color w:val="000000" w:themeColor="text1"/>
+        </w:rPr>
+        <w:t xml:space="preserve">Software Engineer </w:t>
+      </w:r>
+      <w:r>
+        <w:rPr>
+          <w:rFonts w:asciiTheme="minorHAnsi" w:hAnsiTheme="minorHAnsi" w:cstheme="minorHAnsi"/>
+          <w:i/>
+          <w:color w:val="000000" w:themeColor="text1"/>
+        </w:rPr>
+        <w:tab/>
+      </w:r>
+      <w:r>
+        <w:rPr>
+          <w:rFonts w:asciiTheme="minorHAnsi" w:hAnsiTheme="minorHAnsi" w:cstheme="minorHAnsi"/>
+          <w:i/>
+          <w:color w:val="000000" w:themeColor="text1"/>
+        </w:rPr>
+        <w:tab/>
+      </w:r>
+      <w:r>
+        <w:rPr>
+          <w:rFonts w:asciiTheme="minorHAnsi" w:hAnsiTheme="minorHAnsi" w:cstheme="minorHAnsi"/>
+          <w:i/>
+          <w:color w:val="000000" w:themeColor="text1"/>
+        </w:rPr>
+        <w:tab/>
+      </w:r>
+      <w:r>
+        <w:rPr>
+          <w:rFonts w:asciiTheme="minorHAnsi" w:hAnsiTheme="minorHAnsi" w:cstheme="minorHAnsi"/>
+          <w:i/>
+          <w:color w:val="000000" w:themeColor="text1"/>
+        </w:rPr>
+        <w:tab/>
+      </w:r>
+      <w:r>
+        <w:rPr>
+          <w:rFonts w:asciiTheme="minorHAnsi" w:hAnsiTheme="minorHAnsi" w:cstheme="minorHAnsi"/>
+          <w:i/>
+          <w:color w:val="000000" w:themeColor="text1"/>
+        </w:rPr>
+        <w:tab/>
+      </w:r>
+      <w:r>
+        <w:rPr>
+          <w:rFonts w:asciiTheme="minorHAnsi" w:hAnsiTheme="minorHAnsi" w:cstheme="minorHAnsi"/>
+          <w:i/>
+          <w:color w:val="000000" w:themeColor="text1"/>
+        </w:rPr>
+        <w:tab/>
+      </w:r>
+      <w:r>
+        <w:rPr>
+          <w:rFonts w:asciiTheme="minorHAnsi" w:hAnsiTheme="minorHAnsi" w:cstheme="minorHAnsi"/>
+          <w:i/>
+          <w:color w:val="000000" w:themeColor="text1"/>
+        </w:rPr>
+        <w:tab/>
+      </w:r>
+      <w:r>
+        <w:rPr>
+          <w:rFonts w:asciiTheme="minorHAnsi" w:hAnsiTheme="minorHAnsi" w:cstheme="minorHAnsi"/>
+          <w:i/>
+          <w:color w:val="000000" w:themeColor="text1"/>
+        </w:rPr>
+        <w:tab/>
+      </w:r>
+      <w:r>
+        <w:rPr>
+          <w:rFonts w:asciiTheme="minorHAnsi" w:hAnsiTheme="minorHAnsi" w:cstheme="minorHAnsi"/>
+          <w:i/>
+          <w:color w:val="000000" w:themeColor="text1"/>
+        </w:rPr>
+        <w:tab/>
+      </w:r>
+      <w:r>
+        <w:rPr>
+          <w:rFonts w:asciiTheme="minorHAnsi" w:hAnsiTheme="minorHAnsi" w:cstheme="minorHAnsi"/>
+          <w:i/>
+          <w:color w:val="000000" w:themeColor="text1"/>
+        </w:rPr>
+        <w:t>Indiana University - Bloomington, IN</w:t>
+      </w:r>
+      <w:r>
+        <w:rPr>
+          <w:rFonts w:asciiTheme="minorHAnsi" w:hAnsiTheme="minorHAnsi" w:cstheme="minorHAnsi"/>
+          <w:b/>
+          <w:color w:val="000000" w:themeColor="text1"/>
+        </w:rPr>
+        <w:t xml:space="preserve"> </w:t>
+      </w:r>
+    </w:p>
+    <w:p>
+      <w:pPr>
+        <w:pStyle w:val="ListParagraph"/>
+        <w:numPr>
+          <w:ilvl w:val="0"/>
+          <w:numId w:val="55"/>
+        </w:numPr>
+        <w:ind w:right="360"/>
+        <w:jc w:val="both"/>
+        <w:rPr>
+          <w:rFonts w:asciiTheme="minorHAnsi" w:hAnsiTheme="minorHAnsi" w:cstheme="minorHAnsi"/>
+          <w:color w:val="000000"/>
+        </w:rPr>
+      </w:pPr>
+      <w:r>
+        <w:rPr>
+          <w:rFonts w:asciiTheme="minorHAnsi" w:hAnsiTheme="minorHAnsi" w:cstheme="minorHAnsi"/>
+          <w:color w:val="000000"/>
+        </w:rPr>
+        <w:t>Developing a scalable full-stack platform to analyze pharmaceutical interventions across populations</w:t>
+      </w:r>
+    </w:p>
+    <w:p>
+      <w:pPr>
+        <w:pStyle w:val="ListParagraph"/>
+        <w:numPr>
+          <w:ilvl w:val="0"/>
+          <w:numId w:val="55"/>
+        </w:numPr>
+        <w:ind w:right="360"/>
+        <w:jc w:val="both"/>
+        <w:rPr>
+          <w:rFonts w:asciiTheme="minorHAnsi" w:hAnsiTheme="minorHAnsi" w:cstheme="minorHAnsi"/>
+          <w:color w:val="000000"/>
+        </w:rPr>
+      </w:pPr>
+      <w:r>
+        <w:rPr>
+          <w:rFonts w:asciiTheme="minorHAnsi" w:hAnsiTheme="minorHAnsi" w:cstheme="minorHAnsi"/>
+          <w:color w:val="000000"/>
+        </w:rPr>
+        <w:t>Building scalable APIs and data processing pipelines to support forecasting and analytics workflows</w:t>
+      </w:r>
+    </w:p>
+    <w:p>
+      <w:pPr>
+        <w:pStyle w:val="ListParagraph"/>
+        <w:numPr>
+          <w:ilvl w:val="0"/>
+          <w:numId w:val="55"/>
+        </w:numPr>
+        <w:ind w:right="360"/>
+        <w:jc w:val="both"/>
+        <w:rPr>
+          <w:rFonts w:asciiTheme="minorHAnsi" w:hAnsiTheme="minorHAnsi" w:cstheme="minorHAnsi"/>
+          <w:color w:val="000000"/>
+        </w:rPr>
+      </w:pPr>
+      <w:r>
+        <w:rPr>
+          <w:rFonts w:asciiTheme="minorHAnsi" w:hAnsiTheme="minorHAnsi" w:cstheme="minorHAnsi"/>
+          <w:color w:val="000000"/>
+        </w:rPr>
+        <w:t>Contributing to models evaluating treatment coverage and health outcomes using real-world datasets</w:t>
+      </w:r>
+    </w:p>
+    <w:p>
+      <w:pPr>
+        <w:pStyle w:val="ListParagraph"/>
+        <w:numPr>
+          <w:ilvl w:val="0"/>
+          <w:numId w:val="55"/>
+        </w:numPr>
+        <w:ind w:right="360"/>
+        <w:jc w:val="both"/>
+        <w:rPr>
+          <w:rFonts w:asciiTheme="minorHAnsi" w:hAnsiTheme="minorHAnsi" w:cstheme="minorHAnsi"/>
+          <w:color w:val="000000"/>
+        </w:rPr>
+      </w:pPr>
+      <w:r>
+        <w:rPr>
+          <w:rFonts w:asciiTheme="minorHAnsi" w:hAnsiTheme="minorHAnsi" w:cstheme="minorHAnsi"/>
+          <w:color w:val="000000"/>
+        </w:rPr>
+        <w:t>Collaborating with cross-functional teams to translate research</w:t>
+      </w:r>
+      <w:r>
+        <w:rPr>
+          <w:rFonts w:asciiTheme="minorHAnsi" w:hAnsiTheme="minorHAnsi" w:cstheme="minorHAnsi"/>
+          <w:color w:val="000000"/>
+        </w:rPr>
+        <w:t xml:space="preserve"> </w:t>
+      </w:r>
+      <w:r>
+        <w:rPr>
+          <w:rFonts w:asciiTheme="minorHAnsi" w:hAnsiTheme="minorHAnsi" w:cstheme="minorHAnsi"/>
+          <w:color w:val="000000"/>
+        </w:rPr>
+        <w:t>into production-ready solutions (volunteer role)</w:t>
+      </w:r>
+    </w:p>
+    <w:p>
+      <w:pPr>
+        <w:ind w:left="360" w:right="360"/>
+        <w:jc w:val="both"/>
+        <w:rPr>
+          <w:rFonts w:asciiTheme="minorHAnsi" w:hAnsiTheme="minorHAnsi" w:cstheme="minorHAnsi"/>
+          <w:color w:val="000000"/>
+          <w:sz w:val="4"/>
+          <w:szCs w:val="4"/>
+        </w:rPr>
+      </w:pPr>
+    </w:p>
+    <w:p>
+      <w:pPr>
+        <w:ind w:left="360" w:right="360"/>
+        <w:jc w:val="both"/>
+        <w:rPr>
+          <w:rFonts w:asciiTheme="minorHAnsi" w:hAnsiTheme="minorHAnsi" w:cstheme="minorHAnsi"/>
+          <w:color w:val="000000" w:themeColor="text1"/>
+          <w:spacing w:val="-4"/>
+        </w:rPr>
+      </w:pPr>
+      <w:r>
+        <w:rPr>
+          <w:rFonts w:asciiTheme="minorHAnsi" w:hAnsiTheme="minorHAnsi" w:cstheme="minorHAnsi"/>
+          <w:b/>
+          <w:color w:val="000000" w:themeColor="text1"/>
+        </w:rPr>
+        <w:t>University Information Technology Services (UITS)</w:t>
+      </w:r>
+      <w:r>
+        <w:rPr>
+          <w:rFonts w:asciiTheme="minorHAnsi" w:hAnsiTheme="minorHAnsi" w:cstheme="minorHAnsi"/>
+          <w:iCs/>
+          <w:color w:val="000000" w:themeColor="text1"/>
+        </w:rPr>
+        <w:t xml:space="preserve"> </w:t>
+      </w:r>
+      <w:r>
+        <w:rPr>
+          <w:rFonts w:asciiTheme="minorHAnsi" w:hAnsiTheme="minorHAnsi" w:cstheme="minorHAnsi"/>
+          <w:color w:val="000000" w:themeColor="text1"/>
+        </w:rPr>
+        <w:tab/>
+        <w:t xml:space="preserve">     </w:t>
+      </w:r>
+      <w:r>
+        <w:rPr>
+          <w:rFonts w:asciiTheme="minorHAnsi" w:hAnsiTheme="minorHAnsi" w:cstheme="minorHAnsi"/>
+          <w:color w:val="000000" w:themeColor="text1"/>
+        </w:rPr>
+        <w:tab/>
+      </w:r>
+      <w:r>
+        <w:rPr>
+          <w:rFonts w:asciiTheme="minorHAnsi" w:hAnsiTheme="minorHAnsi" w:cstheme="minorHAnsi"/>
+          <w:color w:val="000000" w:themeColor="text1"/>
+        </w:rPr>
+        <w:tab/>
+      </w:r>
+      <w:r>
+        <w:rPr>
+          <w:rFonts w:asciiTheme="minorHAnsi" w:hAnsiTheme="minorHAnsi" w:cstheme="minorHAnsi"/>
+          <w:color w:val="000000" w:themeColor="text1"/>
+        </w:rPr>
+        <w:t xml:space="preserve">                                    </w:t>
+      </w:r>
+      <w:r>
+        <w:rPr>
+          <w:rFonts w:asciiTheme="minorHAnsi" w:hAnsiTheme="minorHAnsi" w:cstheme="minorHAnsi"/>
+          <w:color w:val="000000" w:themeColor="text1"/>
+        </w:rPr>
+        <w:tab/>
+      </w:r>
+      <w:proofErr w:type="gramStart"/>
+      <w:r>
+        <w:rPr>
+          <w:rFonts w:asciiTheme="minorHAnsi" w:hAnsiTheme="minorHAnsi" w:cstheme="minorHAnsi"/>
+          <w:color w:val="000000" w:themeColor="text1"/>
+        </w:rPr>
+        <w:tab/>
+        <w:t xml:space="preserve">  Aug</w:t>
+      </w:r>
+      <w:proofErr w:type="gramEnd"/>
+      <w:r>
+        <w:rPr>
+          <w:rFonts w:asciiTheme="minorHAnsi" w:hAnsiTheme="minorHAnsi" w:cstheme="minorHAnsi"/>
+          <w:color w:val="000000" w:themeColor="text1"/>
+          <w:spacing w:val="-4"/>
+        </w:rPr>
+        <w:t xml:space="preserve"> </w:t>
+      </w:r>
+      <w:r>
+        <w:rPr>
+          <w:rFonts w:asciiTheme="minorHAnsi" w:hAnsiTheme="minorHAnsi" w:cstheme="minorHAnsi"/>
+          <w:color w:val="000000" w:themeColor="text1"/>
+        </w:rPr>
+        <w:t>2025</w:t>
+      </w:r>
+      <w:r>
+        <w:rPr>
+          <w:rFonts w:asciiTheme="minorHAnsi" w:hAnsiTheme="minorHAnsi" w:cstheme="minorHAnsi"/>
+          <w:color w:val="000000" w:themeColor="text1"/>
+          <w:spacing w:val="-1"/>
+        </w:rPr>
+        <w:t xml:space="preserve"> </w:t>
+      </w:r>
+      <w:r>
+        <w:rPr>
+          <w:rFonts w:asciiTheme="minorHAnsi" w:hAnsiTheme="minorHAnsi" w:cstheme="minorHAnsi"/>
+          <w:color w:val="000000" w:themeColor="text1"/>
+        </w:rPr>
+        <w:t>–</w:t>
+      </w:r>
+      <w:r>
+        <w:rPr>
+          <w:rFonts w:asciiTheme="minorHAnsi" w:hAnsiTheme="minorHAnsi" w:cstheme="minorHAnsi"/>
+          <w:color w:val="000000" w:themeColor="text1"/>
+          <w:spacing w:val="-5"/>
+        </w:rPr>
+        <w:t xml:space="preserve"> </w:t>
+      </w:r>
+      <w:r>
+        <w:rPr>
+          <w:rFonts w:asciiTheme="minorHAnsi" w:hAnsiTheme="minorHAnsi" w:cstheme="minorHAnsi"/>
+          <w:color w:val="000000" w:themeColor="text1"/>
+        </w:rPr>
+        <w:t>Present</w:t>
+      </w:r>
+    </w:p>
+    <w:p>
+      <w:pPr>
+        <w:ind w:left="360" w:right="360"/>
+        <w:jc w:val="both"/>
+        <w:rPr>
+          <w:rFonts w:asciiTheme="minorHAnsi" w:hAnsiTheme="minorHAnsi" w:cstheme="minorHAnsi"/>
+          <w:b/>
+          <w:color w:val="000000" w:themeColor="text1"/>
+        </w:rPr>
+      </w:pPr>
+      <w:r>
+        <w:rPr>
+          <w:rFonts w:asciiTheme="minorHAnsi" w:hAnsiTheme="minorHAnsi" w:cstheme="minorHAnsi"/>
+          <w:i/>
+          <w:color w:val="000000" w:themeColor="text1"/>
+        </w:rPr>
+        <w:t>Consultant – IT Services</w:t>
+      </w:r>
+      <w:r>
+        <w:rPr>
+          <w:rFonts w:asciiTheme="minorHAnsi" w:hAnsiTheme="minorHAnsi" w:cstheme="minorHAnsi"/>
+          <w:i/>
+          <w:color w:val="000000" w:themeColor="text1"/>
+        </w:rPr>
+        <w:tab/>
+      </w:r>
+      <w:r>
+        <w:rPr>
+          <w:rFonts w:asciiTheme="minorHAnsi" w:hAnsiTheme="minorHAnsi" w:cstheme="minorHAnsi"/>
+          <w:i/>
+          <w:color w:val="000000" w:themeColor="text1"/>
+        </w:rPr>
+        <w:tab/>
+      </w:r>
+      <w:r>
+        <w:rPr>
+          <w:rFonts w:asciiTheme="minorHAnsi" w:hAnsiTheme="minorHAnsi" w:cstheme="minorHAnsi"/>
+          <w:i/>
+          <w:color w:val="000000" w:themeColor="text1"/>
+        </w:rPr>
+        <w:tab/>
+      </w:r>
+      <w:r>
+        <w:rPr>
+          <w:rFonts w:asciiTheme="minorHAnsi" w:hAnsiTheme="minorHAnsi" w:cstheme="minorHAnsi"/>
+          <w:i/>
+          <w:color w:val="000000" w:themeColor="text1"/>
+        </w:rPr>
+        <w:tab/>
+      </w:r>
+      <w:r>
+        <w:rPr>
+          <w:rFonts w:asciiTheme="minorHAnsi" w:hAnsiTheme="minorHAnsi" w:cstheme="minorHAnsi"/>
+          <w:i/>
+          <w:color w:val="000000" w:themeColor="text1"/>
+        </w:rPr>
+        <w:tab/>
+      </w:r>
+      <w:r>
+        <w:rPr>
+          <w:rFonts w:asciiTheme="minorHAnsi" w:hAnsiTheme="minorHAnsi" w:cstheme="minorHAnsi"/>
+          <w:i/>
+          <w:color w:val="000000" w:themeColor="text1"/>
+        </w:rPr>
+        <w:tab/>
+      </w:r>
+      <w:r>
+        <w:rPr>
+          <w:rFonts w:asciiTheme="minorHAnsi" w:hAnsiTheme="minorHAnsi" w:cstheme="minorHAnsi"/>
+          <w:i/>
+          <w:color w:val="000000" w:themeColor="text1"/>
+        </w:rPr>
+        <w:tab/>
+      </w:r>
+      <w:r>
+        <w:rPr>
+          <w:rFonts w:asciiTheme="minorHAnsi" w:hAnsiTheme="minorHAnsi" w:cstheme="minorHAnsi"/>
+          <w:i/>
+          <w:color w:val="000000" w:themeColor="text1"/>
+        </w:rPr>
+        <w:tab/>
+      </w:r>
       <w:r>
         <w:rPr>
           <w:rFonts w:asciiTheme="minorHAnsi" w:hAnsiTheme="minorHAnsi" w:cstheme="minorHAnsi"/>
@@ -1719,6 +2218,7 @@
         </w:numPr>
         <w:spacing w:before="0" w:beforeAutospacing="0" w:after="0" w:afterAutospacing="0"/>
         <w:ind w:right="360"/>
+        <w:jc w:val="both"/>
         <w:rPr>
           <w:rFonts w:asciiTheme="minorHAnsi" w:hAnsiTheme="minorHAnsi" w:cstheme="minorHAnsi"/>
           <w:color w:val="000000"/>
@@ -1733,7 +2233,7 @@
           <w:sz w:val="22"/>
           <w:szCs w:val="22"/>
         </w:rPr>
-        <w:t>Resolved software, hardware, and network issues across Windows, macOS, and mobile platforms, applying systematic debugging to enhance enterprise services including authentication, cloud storage, and learning systems.</w:t>
+        <w:t>Resolved 100+ technical issues weekly across enterprise systems, improving system reliability and user experience</w:t>
       </w:r>
     </w:p>
     <w:p>
@@ -1743,8 +2243,8 @@
           <w:ilvl w:val="0"/>
           <w:numId w:val="55"/>
         </w:numPr>
-        <w:spacing w:before="0" w:beforeAutospacing="0" w:after="0" w:afterAutospacing="0"/>
         <w:ind w:right="360"/>
+        <w:jc w:val="both"/>
         <w:rPr>
           <w:rFonts w:asciiTheme="minorHAnsi" w:hAnsiTheme="minorHAnsi" w:cstheme="minorHAnsi"/>
           <w:color w:val="000000"/>
@@ -1759,7 +2259,7 @@
           <w:sz w:val="22"/>
           <w:szCs w:val="22"/>
         </w:rPr>
-        <w:t>Delivered technical support to students and faculty, performed root-cause analysis, authored and maintained documentation, and optimized workflows to reduce resolution time and improve user experience.</w:t>
+        <w:t>Applied structured troubleshooting and root-cause analysis to reduce recurring system issues</w:t>
       </w:r>
     </w:p>
     <w:p>
@@ -1769,8 +2269,8 @@
           <w:ilvl w:val="0"/>
           <w:numId w:val="55"/>
         </w:numPr>
-        <w:spacing w:before="0" w:beforeAutospacing="0" w:after="0" w:afterAutospacing="0"/>
         <w:ind w:right="360"/>
+        <w:jc w:val="both"/>
         <w:rPr>
           <w:rFonts w:asciiTheme="minorHAnsi" w:hAnsiTheme="minorHAnsi" w:cstheme="minorHAnsi"/>
           <w:color w:val="000000"/>
@@ -1785,7 +2285,43 @@
           <w:sz w:val="22"/>
           <w:szCs w:val="22"/>
         </w:rPr>
-        <w:t>Skills: Cross-platform troubleshooting, enterprise IT systems, identity &amp; access management, technical communication.</w:t>
+        <w:t>Managed identity and access systems ensuring secure authentication and seamless user access</w:t>
+      </w:r>
+    </w:p>
+    <w:p>
+      <w:pPr>
+        <w:pStyle w:val="NormalWeb"/>
+        <w:numPr>
+          <w:ilvl w:val="0"/>
+          <w:numId w:val="55"/>
+        </w:numPr>
+        <w:spacing w:after="0" w:afterAutospacing="0"/>
+        <w:ind w:right="360"/>
+        <w:jc w:val="both"/>
+        <w:rPr>
+          <w:rFonts w:asciiTheme="minorHAnsi" w:hAnsiTheme="minorHAnsi" w:cstheme="minorHAnsi"/>
+          <w:color w:val="000000"/>
+          <w:sz w:val="22"/>
+          <w:szCs w:val="22"/>
+        </w:rPr>
+      </w:pPr>
+      <w:r>
+        <w:rPr>
+          <w:rFonts w:asciiTheme="minorHAnsi" w:hAnsiTheme="minorHAnsi" w:cstheme="minorHAnsi"/>
+          <w:color w:val="000000"/>
+          <w:sz w:val="22"/>
+          <w:szCs w:val="22"/>
+        </w:rPr>
+        <w:t>Documented workflows and support patterns to improve operational efficiency and service d</w:t>
+      </w:r>
+      <w:r>
+        <w:rPr>
+          <w:rFonts w:asciiTheme="minorHAnsi" w:hAnsiTheme="minorHAnsi" w:cstheme="minorHAnsi"/>
+          <w:color w:val="000000"/>
+          <w:sz w:val="22"/>
+          <w:szCs w:val="22"/>
+        </w:rPr>
+        <w:t>elivery</w:t>
       </w:r>
     </w:p>
     <w:p>
@@ -1812,6 +2348,7 @@
     <w:p>
       <w:pPr>
         <w:ind w:left="360" w:right="360"/>
+        <w:jc w:val="both"/>
         <w:rPr>
           <w:rFonts w:asciiTheme="minorHAnsi" w:hAnsiTheme="minorHAnsi" w:cstheme="minorHAnsi"/>
           <w:i/>
@@ -1840,7 +2377,7 @@
           <w:i/>
           <w:color w:val="000000" w:themeColor="text1"/>
         </w:rPr>
-        <w:t>Next.js, Firebase, Vapi AI, Google Gemini, Tailwind CSS</w:t>
+        <w:t>Next.js, Firebase, Node.js, Vapi AI, Gemini API</w:t>
       </w:r>
     </w:p>
     <w:p>
@@ -1852,17 +2389,18 @@
         </w:numPr>
         <w:spacing w:line="244" w:lineRule="auto"/>
         <w:ind w:right="360"/>
-        <w:rPr>
-          <w:rFonts w:asciiTheme="minorHAnsi" w:hAnsiTheme="minorHAnsi" w:cstheme="minorHAnsi"/>
-          <w:color w:val="000000" w:themeColor="text1"/>
-        </w:rPr>
-      </w:pPr>
-      <w:r>
-        <w:rPr>
-          <w:rFonts w:asciiTheme="minorHAnsi" w:hAnsiTheme="minorHAnsi" w:cstheme="minorHAnsi"/>
-          <w:color w:val="000000" w:themeColor="text1"/>
-        </w:rPr>
-        <w:t>Engineered a full-stack job interview preparation platform utilizing Next.js, Firebase for authentication and database management, and Tailwind CSS for a responsive UI.</w:t>
+        <w:jc w:val="both"/>
+        <w:rPr>
+          <w:rFonts w:asciiTheme="minorHAnsi" w:hAnsiTheme="minorHAnsi" w:cstheme="minorHAnsi"/>
+          <w:color w:val="000000" w:themeColor="text1"/>
+        </w:rPr>
+      </w:pPr>
+      <w:r>
+        <w:rPr>
+          <w:rFonts w:asciiTheme="minorHAnsi" w:hAnsiTheme="minorHAnsi" w:cstheme="minorHAnsi"/>
+          <w:color w:val="000000" w:themeColor="text1"/>
+        </w:rPr>
+        <w:t>Built a full-stack AI platform to simulate real-time interview scenarios using voice agents and LLM APIs</w:t>
       </w:r>
     </w:p>
     <w:p>
@@ -1874,37 +2412,48 @@
         </w:numPr>
         <w:spacing w:line="244" w:lineRule="auto"/>
         <w:ind w:right="360"/>
-        <w:rPr>
-          <w:rFonts w:asciiTheme="minorHAnsi" w:hAnsiTheme="minorHAnsi" w:cstheme="minorHAnsi"/>
-          <w:color w:val="000000" w:themeColor="text1"/>
-        </w:rPr>
-      </w:pPr>
-      <w:r>
-        <w:rPr>
-          <w:rFonts w:asciiTheme="minorHAnsi" w:hAnsiTheme="minorHAnsi" w:cstheme="minorHAnsi"/>
-          <w:color w:val="000000" w:themeColor="text1"/>
-        </w:rPr>
-        <w:t>I</w:t>
-      </w:r>
-      <w:r>
-        <w:rPr>
-          <w:rFonts w:asciiTheme="minorHAnsi" w:hAnsiTheme="minorHAnsi" w:cstheme="minorHAnsi"/>
-          <w:color w:val="000000" w:themeColor="text1"/>
-        </w:rPr>
-        <w:t>ntegrated Vapi AI voice agents and the Google Gemini API to conduct realistic mock interviews and provide users with instant, detailed performance feedback</w:t>
-      </w:r>
-      <w:r>
-        <w:rPr>
-          <w:rFonts w:asciiTheme="minorHAnsi" w:hAnsiTheme="minorHAnsi" w:cstheme="minorHAnsi"/>
-          <w:color w:val="000000" w:themeColor="text1"/>
-        </w:rPr>
-        <w:t>.</w:t>
+        <w:jc w:val="both"/>
+        <w:rPr>
+          <w:rFonts w:asciiTheme="minorHAnsi" w:hAnsiTheme="minorHAnsi" w:cstheme="minorHAnsi"/>
+          <w:color w:val="000000" w:themeColor="text1"/>
+        </w:rPr>
+      </w:pPr>
+      <w:r>
+        <w:rPr>
+          <w:rFonts w:asciiTheme="minorHAnsi" w:hAnsiTheme="minorHAnsi" w:cstheme="minorHAnsi"/>
+          <w:color w:val="000000" w:themeColor="text1"/>
+        </w:rPr>
+        <w:t>Designed backend workflows for dynamic question generation and structured feedback evaluation</w:t>
       </w:r>
     </w:p>
     <w:p>
       <w:pPr>
+        <w:pStyle w:val="ListParagraph"/>
+        <w:numPr>
+          <w:ilvl w:val="0"/>
+          <w:numId w:val="57"/>
+        </w:numPr>
+        <w:spacing w:line="244" w:lineRule="auto"/>
+        <w:ind w:right="360"/>
+        <w:jc w:val="both"/>
+        <w:rPr>
+          <w:rFonts w:asciiTheme="minorHAnsi" w:hAnsiTheme="minorHAnsi" w:cstheme="minorHAnsi"/>
+          <w:color w:val="000000" w:themeColor="text1"/>
+        </w:rPr>
+      </w:pPr>
+      <w:r>
+        <w:rPr>
+          <w:rFonts w:asciiTheme="minorHAnsi" w:hAnsiTheme="minorHAnsi" w:cstheme="minorHAnsi"/>
+          <w:color w:val="000000" w:themeColor="text1"/>
+        </w:rPr>
+        <w:t>Developed data pipelines to capture user responses and generate real-time performance insights</w:t>
+      </w:r>
+    </w:p>
+    <w:p>
+      <w:pPr>
         <w:spacing w:line="244" w:lineRule="auto"/>
         <w:ind w:left="360" w:right="360"/>
+        <w:jc w:val="both"/>
         <w:rPr>
           <w:rFonts w:asciiTheme="minorHAnsi" w:hAnsiTheme="minorHAnsi" w:cstheme="minorHAnsi"/>
           <w:color w:val="000000" w:themeColor="text1"/>
@@ -1916,6 +2465,7 @@
     <w:p>
       <w:pPr>
         <w:ind w:left="360" w:right="360"/>
+        <w:jc w:val="both"/>
         <w:rPr>
           <w:rFonts w:asciiTheme="minorHAnsi" w:hAnsiTheme="minorHAnsi" w:cstheme="minorHAnsi"/>
           <w:i/>
@@ -1928,23 +2478,7 @@
           <w:b/>
           <w:color w:val="000000" w:themeColor="text1"/>
         </w:rPr>
-        <w:t>Full</w:t>
-      </w:r>
-      <w:r>
-        <w:rPr>
-          <w:rFonts w:asciiTheme="minorHAnsi" w:hAnsiTheme="minorHAnsi" w:cstheme="minorHAnsi"/>
-          <w:b/>
-          <w:color w:val="000000" w:themeColor="text1"/>
-        </w:rPr>
-        <w:t>-</w:t>
-      </w:r>
-      <w:r>
-        <w:rPr>
-          <w:rFonts w:asciiTheme="minorHAnsi" w:hAnsiTheme="minorHAnsi" w:cstheme="minorHAnsi"/>
-          <w:b/>
-          <w:color w:val="000000" w:themeColor="text1"/>
-        </w:rPr>
-        <w:t xml:space="preserve">Stack Screen Recording &amp; Video Sharing Platform </w:t>
+        <w:t xml:space="preserve">Screen Recording &amp; Video Sharing Platform </w:t>
       </w:r>
       <w:r>
         <w:rPr>
@@ -1961,7 +2495,7 @@
           <w:iCs/>
           <w:color w:val="000000"/>
         </w:rPr>
-        <w:t xml:space="preserve">Next.js, TypeScript, Bunny.net, Better Auth, </w:t>
+        <w:t xml:space="preserve">Next.js, TypeScript, Bunny.net, </w:t>
       </w:r>
       <w:proofErr w:type="spellStart"/>
       <w:r>
@@ -1981,27 +2515,7 @@
           <w:iCs/>
           <w:color w:val="000000"/>
         </w:rPr>
-        <w:t xml:space="preserve">, </w:t>
-      </w:r>
-      <w:proofErr w:type="spellStart"/>
-      <w:r>
-        <w:rPr>
-          <w:rFonts w:asciiTheme="minorHAnsi" w:hAnsiTheme="minorHAnsi" w:cstheme="minorHAnsi"/>
-          <w:i/>
-          <w:iCs/>
-          <w:color w:val="000000"/>
-        </w:rPr>
-        <w:t>Arcjet</w:t>
-      </w:r>
-      <w:proofErr w:type="spellEnd"/>
-      <w:r>
-        <w:rPr>
-          <w:rFonts w:asciiTheme="minorHAnsi" w:hAnsiTheme="minorHAnsi" w:cstheme="minorHAnsi"/>
-          <w:i/>
-          <w:iCs/>
-          <w:color w:val="000000"/>
-        </w:rPr>
-        <w:t>, Drizzle</w:t>
+        <w:t>, Drizzle ORM</w:t>
       </w:r>
     </w:p>
     <w:p>
@@ -2013,17 +2527,18 @@
         </w:numPr>
         <w:spacing w:line="244" w:lineRule="auto"/>
         <w:ind w:right="360"/>
-        <w:rPr>
-          <w:rFonts w:asciiTheme="minorHAnsi" w:hAnsiTheme="minorHAnsi" w:cstheme="minorHAnsi"/>
-          <w:color w:val="000000" w:themeColor="text1"/>
-        </w:rPr>
-      </w:pPr>
-      <w:r>
-        <w:rPr>
-          <w:rFonts w:asciiTheme="minorHAnsi" w:hAnsiTheme="minorHAnsi" w:cstheme="minorHAnsi"/>
-          <w:color w:val="000000" w:themeColor="text1"/>
-        </w:rPr>
-        <w:t>Developed a full-stack video sharing platform using Next.js, featuring screen recording, video uploading, secure user authentication with Better Auth, AI-generated transcripts, and privacy controls.</w:t>
+        <w:jc w:val="both"/>
+        <w:rPr>
+          <w:rFonts w:asciiTheme="minorHAnsi" w:hAnsiTheme="minorHAnsi" w:cstheme="minorHAnsi"/>
+          <w:color w:val="000000" w:themeColor="text1"/>
+        </w:rPr>
+      </w:pPr>
+      <w:r>
+        <w:rPr>
+          <w:rFonts w:asciiTheme="minorHAnsi" w:hAnsiTheme="minorHAnsi" w:cstheme="minorHAnsi"/>
+          <w:color w:val="000000" w:themeColor="text1"/>
+        </w:rPr>
+        <w:t>Developed a full-stack platform for screen recording, video uploads, and secure sharing</w:t>
       </w:r>
     </w:p>
     <w:p>
@@ -2035,57 +2550,50 @@
         </w:numPr>
         <w:spacing w:line="244" w:lineRule="auto"/>
         <w:ind w:right="360"/>
-        <w:rPr>
-          <w:rFonts w:asciiTheme="minorHAnsi" w:hAnsiTheme="minorHAnsi" w:cstheme="minorHAnsi"/>
-          <w:color w:val="000000" w:themeColor="text1"/>
-        </w:rPr>
-      </w:pPr>
-      <w:r>
-        <w:rPr>
-          <w:rFonts w:asciiTheme="minorHAnsi" w:hAnsiTheme="minorHAnsi" w:cstheme="minorHAnsi"/>
-          <w:color w:val="000000" w:themeColor="text1"/>
-        </w:rPr>
-        <w:t xml:space="preserve">Leveraged a modern serverless architecture, integrating Bunny.net for efficient global video delivery, </w:t>
-      </w:r>
-      <w:proofErr w:type="spellStart"/>
-      <w:r>
-        <w:rPr>
-          <w:rFonts w:asciiTheme="minorHAnsi" w:hAnsiTheme="minorHAnsi" w:cstheme="minorHAnsi"/>
-          <w:color w:val="000000" w:themeColor="text1"/>
-        </w:rPr>
-        <w:t>Xata</w:t>
-      </w:r>
-      <w:proofErr w:type="spellEnd"/>
-      <w:r>
-        <w:rPr>
-          <w:rFonts w:asciiTheme="minorHAnsi" w:hAnsiTheme="minorHAnsi" w:cstheme="minorHAnsi"/>
-          <w:color w:val="000000" w:themeColor="text1"/>
-        </w:rPr>
-        <w:t xml:space="preserve"> with Drizzle ORM for a highly scalable database, and </w:t>
-      </w:r>
-      <w:proofErr w:type="spellStart"/>
-      <w:r>
-        <w:rPr>
-          <w:rFonts w:asciiTheme="minorHAnsi" w:hAnsiTheme="minorHAnsi" w:cstheme="minorHAnsi"/>
-          <w:color w:val="000000" w:themeColor="text1"/>
-        </w:rPr>
-        <w:t>Arcjet</w:t>
-      </w:r>
-      <w:proofErr w:type="spellEnd"/>
-      <w:r>
-        <w:rPr>
-          <w:rFonts w:asciiTheme="minorHAnsi" w:hAnsiTheme="minorHAnsi" w:cstheme="minorHAnsi"/>
-          <w:color w:val="000000" w:themeColor="text1"/>
-        </w:rPr>
-        <w:t xml:space="preserve"> to fortify the application with advanced security protocols.</w:t>
+        <w:jc w:val="both"/>
+        <w:rPr>
+          <w:rFonts w:asciiTheme="minorHAnsi" w:hAnsiTheme="minorHAnsi" w:cstheme="minorHAnsi"/>
+          <w:color w:val="000000" w:themeColor="text1"/>
+        </w:rPr>
+      </w:pPr>
+      <w:r>
+        <w:rPr>
+          <w:rFonts w:asciiTheme="minorHAnsi" w:hAnsiTheme="minorHAnsi" w:cstheme="minorHAnsi"/>
+          <w:color w:val="000000" w:themeColor="text1"/>
+        </w:rPr>
+        <w:t>Implemented scalable backend architecture with CDN-based media delivery</w:t>
       </w:r>
     </w:p>
     <w:p>
       <w:pPr>
+        <w:pStyle w:val="ListParagraph"/>
+        <w:numPr>
+          <w:ilvl w:val="0"/>
+          <w:numId w:val="59"/>
+        </w:numPr>
+        <w:spacing w:line="244" w:lineRule="auto"/>
+        <w:ind w:right="360"/>
+        <w:jc w:val="both"/>
+        <w:rPr>
+          <w:rFonts w:asciiTheme="minorHAnsi" w:hAnsiTheme="minorHAnsi" w:cstheme="minorHAnsi"/>
+          <w:color w:val="000000" w:themeColor="text1"/>
+        </w:rPr>
+      </w:pPr>
+      <w:r>
+        <w:rPr>
+          <w:rFonts w:asciiTheme="minorHAnsi" w:hAnsiTheme="minorHAnsi" w:cstheme="minorHAnsi"/>
+          <w:color w:val="000000" w:themeColor="text1"/>
+        </w:rPr>
+        <w:t>Designed features including authentication, privacy controls, and transcript generation</w:t>
+      </w:r>
+    </w:p>
+    <w:p>
+      <w:pPr>
+        <w:spacing w:line="244" w:lineRule="auto"/>
         <w:ind w:left="360" w:right="360"/>
-        <w:rPr>
-          <w:rFonts w:asciiTheme="minorHAnsi" w:hAnsiTheme="minorHAnsi" w:cstheme="minorHAnsi"/>
-          <w:b/>
+        <w:jc w:val="both"/>
+        <w:rPr>
+          <w:rFonts w:asciiTheme="minorHAnsi" w:hAnsiTheme="minorHAnsi" w:cstheme="minorHAnsi"/>
           <w:color w:val="000000" w:themeColor="text1"/>
           <w:sz w:val="4"/>
           <w:szCs w:val="4"/>
@@ -2095,6 +2603,7 @@
     <w:p>
       <w:pPr>
         <w:ind w:left="360" w:right="360"/>
+        <w:jc w:val="both"/>
         <w:rPr>
           <w:rFonts w:asciiTheme="minorHAnsi" w:hAnsiTheme="minorHAnsi" w:cstheme="minorHAnsi"/>
           <w:i/>
@@ -2107,20 +2616,150 @@
           <w:b/>
           <w:color w:val="000000" w:themeColor="text1"/>
         </w:rPr>
-        <w:t xml:space="preserve">LLM Generated Text Detection | </w:t>
+        <w:t>Automated Secrets Scanner</w:t>
+      </w:r>
+      <w:r>
+        <w:rPr>
+          <w:rFonts w:asciiTheme="minorHAnsi" w:hAnsiTheme="minorHAnsi" w:cstheme="minorHAnsi"/>
+          <w:b/>
+          <w:color w:val="000000" w:themeColor="text1"/>
+        </w:rPr>
+        <w:t xml:space="preserve">| </w:t>
       </w:r>
       <w:r>
         <w:rPr>
           <w:rFonts w:asciiTheme="minorHAnsi" w:hAnsiTheme="minorHAnsi" w:cstheme="minorHAnsi"/>
           <w:i/>
-          <w:color w:val="000000" w:themeColor="text1"/>
-        </w:rPr>
-        <w:t>Python,</w:t>
-      </w:r>
+          <w:iCs/>
+          <w:color w:val="000000"/>
+        </w:rPr>
+        <w:t xml:space="preserve">Python, </w:t>
+      </w:r>
+      <w:proofErr w:type="spellStart"/>
       <w:r>
         <w:rPr>
           <w:rFonts w:asciiTheme="minorHAnsi" w:hAnsiTheme="minorHAnsi" w:cstheme="minorHAnsi"/>
           <w:i/>
+          <w:iCs/>
+          <w:color w:val="000000"/>
+        </w:rPr>
+        <w:t>FastAPI</w:t>
+      </w:r>
+      <w:proofErr w:type="spellEnd"/>
+      <w:r>
+        <w:rPr>
+          <w:rFonts w:asciiTheme="minorHAnsi" w:hAnsiTheme="minorHAnsi" w:cstheme="minorHAnsi"/>
+          <w:i/>
+          <w:iCs/>
+          <w:color w:val="000000"/>
+        </w:rPr>
+        <w:t>, PostgreSQL</w:t>
+      </w:r>
+    </w:p>
+    <w:p>
+      <w:pPr>
+        <w:pStyle w:val="ListParagraph"/>
+        <w:numPr>
+          <w:ilvl w:val="0"/>
+          <w:numId w:val="59"/>
+        </w:numPr>
+        <w:spacing w:line="244" w:lineRule="auto"/>
+        <w:ind w:right="360"/>
+        <w:jc w:val="both"/>
+        <w:rPr>
+          <w:rFonts w:asciiTheme="minorHAnsi" w:hAnsiTheme="minorHAnsi" w:cstheme="minorHAnsi"/>
+          <w:color w:val="000000" w:themeColor="text1"/>
+        </w:rPr>
+      </w:pPr>
+      <w:r>
+        <w:rPr>
+          <w:rFonts w:asciiTheme="minorHAnsi" w:hAnsiTheme="minorHAnsi" w:cstheme="minorHAnsi"/>
+          <w:color w:val="000000" w:themeColor="text1"/>
+        </w:rPr>
+        <w:t>Built a backend system to detect hardcoded secrets using pattern matching and entropy-based analysis</w:t>
+      </w:r>
+    </w:p>
+    <w:p>
+      <w:pPr>
+        <w:pStyle w:val="ListParagraph"/>
+        <w:numPr>
+          <w:ilvl w:val="0"/>
+          <w:numId w:val="59"/>
+        </w:numPr>
+        <w:spacing w:line="244" w:lineRule="auto"/>
+        <w:ind w:right="360"/>
+        <w:jc w:val="both"/>
+        <w:rPr>
+          <w:rFonts w:asciiTheme="minorHAnsi" w:hAnsiTheme="minorHAnsi" w:cstheme="minorHAnsi"/>
+          <w:color w:val="000000" w:themeColor="text1"/>
+        </w:rPr>
+      </w:pPr>
+      <w:r>
+        <w:rPr>
+          <w:rFonts w:asciiTheme="minorHAnsi" w:hAnsiTheme="minorHAnsi" w:cstheme="minorHAnsi"/>
+          <w:color w:val="000000" w:themeColor="text1"/>
+        </w:rPr>
+        <w:t>Designed scalable scanning pipelines to analyze large codebases and identify vulnerabilities</w:t>
+      </w:r>
+    </w:p>
+    <w:p>
+      <w:pPr>
+        <w:pStyle w:val="ListParagraph"/>
+        <w:numPr>
+          <w:ilvl w:val="0"/>
+          <w:numId w:val="59"/>
+        </w:numPr>
+        <w:spacing w:line="244" w:lineRule="auto"/>
+        <w:ind w:right="360"/>
+        <w:jc w:val="both"/>
+        <w:rPr>
+          <w:rFonts w:asciiTheme="minorHAnsi" w:hAnsiTheme="minorHAnsi" w:cstheme="minorHAnsi"/>
+          <w:color w:val="000000" w:themeColor="text1"/>
+        </w:rPr>
+      </w:pPr>
+      <w:r>
+        <w:rPr>
+          <w:rFonts w:asciiTheme="minorHAnsi" w:hAnsiTheme="minorHAnsi" w:cstheme="minorHAnsi"/>
+          <w:color w:val="000000" w:themeColor="text1"/>
+        </w:rPr>
+        <w:t>Developed APIs and reporting mechanisms to surface security risks and improve code safety</w:t>
+      </w:r>
+    </w:p>
+    <w:p>
+      <w:pPr>
+        <w:ind w:left="360" w:right="360"/>
+        <w:jc w:val="both"/>
+        <w:rPr>
+          <w:rFonts w:asciiTheme="minorHAnsi" w:hAnsiTheme="minorHAnsi" w:cstheme="minorHAnsi"/>
+          <w:b/>
+          <w:color w:val="000000" w:themeColor="text1"/>
+          <w:sz w:val="4"/>
+          <w:szCs w:val="4"/>
+        </w:rPr>
+      </w:pPr>
+    </w:p>
+    <w:p>
+      <w:pPr>
+        <w:ind w:left="360" w:right="360"/>
+        <w:jc w:val="both"/>
+        <w:rPr>
+          <w:rFonts w:asciiTheme="minorHAnsi" w:hAnsiTheme="minorHAnsi" w:cstheme="minorHAnsi"/>
+          <w:i/>
+          <w:color w:val="000000" w:themeColor="text1"/>
+        </w:rPr>
+      </w:pPr>
+      <w:r>
+        <w:rPr>
+          <w:rFonts w:asciiTheme="minorHAnsi" w:hAnsiTheme="minorHAnsi" w:cstheme="minorHAnsi"/>
+          <w:b/>
+          <w:color w:val="000000" w:themeColor="text1"/>
+        </w:rPr>
+        <w:t>Business Analytics Dashboard</w:t>
+      </w:r>
+      <w:r>
+        <w:rPr>
+          <w:rFonts w:asciiTheme="minorHAnsi" w:hAnsiTheme="minorHAnsi" w:cstheme="minorHAnsi"/>
+          <w:b/>
           <w:color w:val="000000" w:themeColor="text1"/>
         </w:rPr>
         <w:t xml:space="preserve"> </w:t>
@@ -2128,34 +2767,18 @@
       <w:r>
         <w:rPr>
           <w:rFonts w:asciiTheme="minorHAnsi" w:hAnsiTheme="minorHAnsi" w:cstheme="minorHAnsi"/>
+          <w:b/>
+          <w:color w:val="000000" w:themeColor="text1"/>
+        </w:rPr>
+        <w:t xml:space="preserve">| </w:t>
+      </w:r>
+      <w:r>
+        <w:rPr>
+          <w:rFonts w:asciiTheme="minorHAnsi" w:hAnsiTheme="minorHAnsi" w:cstheme="minorHAnsi"/>
           <w:i/>
           <w:color w:val="000000" w:themeColor="text1"/>
         </w:rPr>
-        <w:t>Deep</w:t>
-      </w:r>
-      <w:r>
-        <w:rPr>
-          <w:rFonts w:asciiTheme="minorHAnsi" w:hAnsiTheme="minorHAnsi" w:cstheme="minorHAnsi"/>
-          <w:i/>
-          <w:color w:val="000000" w:themeColor="text1"/>
-        </w:rPr>
-        <w:t xml:space="preserve"> Learning</w:t>
-      </w:r>
-      <w:r>
-        <w:rPr>
-          <w:rFonts w:asciiTheme="minorHAnsi" w:hAnsiTheme="minorHAnsi" w:cstheme="minorHAnsi"/>
-          <w:i/>
-          <w:color w:val="000000" w:themeColor="text1"/>
-        </w:rPr>
-        <w:t xml:space="preserve">, </w:t>
-      </w:r>
-      <w:r>
-        <w:rPr>
-          <w:rFonts w:asciiTheme="minorHAnsi" w:hAnsiTheme="minorHAnsi" w:cstheme="minorHAnsi"/>
-          <w:i/>
-          <w:color w:val="000000" w:themeColor="text1"/>
-        </w:rPr>
-        <w:t>NLP</w:t>
+        <w:t>React, Node.js, PostgreSQL, Tableau</w:t>
       </w:r>
     </w:p>
     <w:p>
@@ -2167,17 +2790,18 @@
         </w:numPr>
         <w:spacing w:line="244" w:lineRule="auto"/>
         <w:ind w:right="360"/>
-        <w:rPr>
-          <w:rFonts w:asciiTheme="minorHAnsi" w:hAnsiTheme="minorHAnsi" w:cstheme="minorHAnsi"/>
-          <w:color w:val="000000" w:themeColor="text1"/>
-        </w:rPr>
-      </w:pPr>
-      <w:r>
-        <w:rPr>
-          <w:rFonts w:asciiTheme="minorHAnsi" w:hAnsiTheme="minorHAnsi" w:cstheme="minorHAnsi"/>
-          <w:color w:val="000000" w:themeColor="text1"/>
-        </w:rPr>
-        <w:t>Developed a text detection model using BERT, achieving 95.25% accuracy on a curated dataset to combat disinformation and maintain academic integrity.</w:t>
+        <w:jc w:val="both"/>
+        <w:rPr>
+          <w:rFonts w:asciiTheme="minorHAnsi" w:hAnsiTheme="minorHAnsi" w:cstheme="minorHAnsi"/>
+          <w:color w:val="000000" w:themeColor="text1"/>
+        </w:rPr>
+      </w:pPr>
+      <w:r>
+        <w:rPr>
+          <w:rFonts w:asciiTheme="minorHAnsi" w:hAnsiTheme="minorHAnsi" w:cstheme="minorHAnsi"/>
+          <w:color w:val="000000" w:themeColor="text1"/>
+        </w:rPr>
+        <w:t>Built a decision-support system to track KPIs and analyze business performance across datasets</w:t>
       </w:r>
     </w:p>
     <w:p>
@@ -2189,54 +2813,18 @@
         </w:numPr>
         <w:spacing w:line="244" w:lineRule="auto"/>
         <w:ind w:right="360"/>
-        <w:rPr>
-          <w:rFonts w:asciiTheme="minorHAnsi" w:hAnsiTheme="minorHAnsi" w:cstheme="minorHAnsi"/>
-          <w:color w:val="000000" w:themeColor="text1"/>
-        </w:rPr>
-      </w:pPr>
-      <w:r>
-        <w:rPr>
-          <w:rFonts w:asciiTheme="minorHAnsi" w:hAnsiTheme="minorHAnsi" w:cstheme="minorHAnsi"/>
-          <w:color w:val="000000" w:themeColor="text1"/>
-        </w:rPr>
-        <w:t>Implemented fine-tuning techniques to optimize BERT's performance, leveraging its contextual understanding to analyze linguistic patterns and improve digital content verification reliability.</w:t>
-      </w:r>
-    </w:p>
-    <w:p>
-      <w:pPr>
-        <w:ind w:left="360" w:right="360"/>
-        <w:rPr>
-          <w:rFonts w:asciiTheme="minorHAnsi" w:hAnsiTheme="minorHAnsi" w:cstheme="minorHAnsi"/>
-          <w:color w:val="000000" w:themeColor="text1"/>
-          <w:sz w:val="4"/>
-          <w:szCs w:val="4"/>
-        </w:rPr>
-      </w:pPr>
-    </w:p>
-    <w:p>
-      <w:pPr>
-        <w:ind w:left="360" w:right="360"/>
-        <w:rPr>
-          <w:rFonts w:asciiTheme="minorHAnsi" w:hAnsiTheme="minorHAnsi" w:cstheme="minorHAnsi"/>
-          <w:i/>
-          <w:color w:val="000000" w:themeColor="text1"/>
-        </w:rPr>
-      </w:pPr>
-      <w:r>
-        <w:rPr>
-          <w:rFonts w:asciiTheme="minorHAnsi" w:hAnsiTheme="minorHAnsi" w:cstheme="minorHAnsi"/>
-          <w:b/>
-          <w:color w:val="000000" w:themeColor="text1"/>
-        </w:rPr>
-        <w:t xml:space="preserve">Brain Tumor Classification using Deep Neural Networks | </w:t>
-      </w:r>
-      <w:r>
-        <w:rPr>
-          <w:rFonts w:asciiTheme="minorHAnsi" w:hAnsiTheme="minorHAnsi" w:cstheme="minorHAnsi"/>
-          <w:i/>
-          <w:color w:val="000000" w:themeColor="text1"/>
-        </w:rPr>
-        <w:t>Python, TensorFlow, Deep Learning</w:t>
+        <w:jc w:val="both"/>
+        <w:rPr>
+          <w:rFonts w:asciiTheme="minorHAnsi" w:hAnsiTheme="minorHAnsi" w:cstheme="minorHAnsi"/>
+          <w:color w:val="000000" w:themeColor="text1"/>
+        </w:rPr>
+      </w:pPr>
+      <w:r>
+        <w:rPr>
+          <w:rFonts w:asciiTheme="minorHAnsi" w:hAnsiTheme="minorHAnsi" w:cstheme="minorHAnsi"/>
+          <w:color w:val="000000" w:themeColor="text1"/>
+        </w:rPr>
+        <w:t>Designed SQL queries and aggregation pipelines for trend analysis and forecasting</w:t>
       </w:r>
     </w:p>
     <w:p>
@@ -2244,81 +2832,81 @@
         <w:pStyle w:val="ListParagraph"/>
         <w:numPr>
           <w:ilvl w:val="0"/>
-          <w:numId w:val="65"/>
+          <w:numId w:val="61"/>
         </w:numPr>
         <w:spacing w:line="244" w:lineRule="auto"/>
         <w:ind w:right="360"/>
-        <w:rPr>
-          <w:rFonts w:asciiTheme="minorHAnsi" w:hAnsiTheme="minorHAnsi" w:cstheme="minorHAnsi"/>
-          <w:color w:val="000000" w:themeColor="text1"/>
-        </w:rPr>
-      </w:pPr>
-      <w:r>
-        <w:rPr>
-          <w:rFonts w:asciiTheme="minorHAnsi" w:hAnsiTheme="minorHAnsi" w:cstheme="minorHAnsi"/>
-          <w:color w:val="000000" w:themeColor="text1"/>
-        </w:rPr>
-        <w:t>Achieved</w:t>
-      </w:r>
-      <w:r>
-        <w:rPr>
-          <w:rFonts w:asciiTheme="minorHAnsi" w:hAnsiTheme="minorHAnsi" w:cstheme="minorHAnsi"/>
-          <w:color w:val="000000" w:themeColor="text1"/>
-        </w:rPr>
-        <w:t xml:space="preserve"> 99.84% accuracy </w:t>
-      </w:r>
-      <w:r>
-        <w:rPr>
-          <w:rFonts w:asciiTheme="minorHAnsi" w:hAnsiTheme="minorHAnsi" w:cstheme="minorHAnsi"/>
-          <w:color w:val="000000" w:themeColor="text1"/>
-        </w:rPr>
-        <w:t>in classifying tumors across a large-scale dataset of 7,023 MRI scans by developing and benchmarking multiple deep learning models, including CNN, VGG16, InceptionV3, and EfficientNetB3.</w:t>
+        <w:jc w:val="both"/>
+        <w:rPr>
+          <w:rFonts w:asciiTheme="minorHAnsi" w:hAnsiTheme="minorHAnsi" w:cstheme="minorHAnsi"/>
+          <w:color w:val="000000" w:themeColor="text1"/>
+        </w:rPr>
+      </w:pPr>
+      <w:r>
+        <w:rPr>
+          <w:rFonts w:asciiTheme="minorHAnsi" w:hAnsiTheme="minorHAnsi" w:cstheme="minorHAnsi"/>
+          <w:color w:val="000000" w:themeColor="text1"/>
+        </w:rPr>
+        <w:t>Implemented dashboards enabling scenario-based decision making and performance evaluation</w:t>
       </w:r>
     </w:p>
     <w:p>
       <w:pPr>
-        <w:pStyle w:val="ListParagraph"/>
-        <w:numPr>
-          <w:ilvl w:val="0"/>
-          <w:numId w:val="65"/>
-        </w:numPr>
+        <w:tabs>
+          <w:tab w:val="left" w:pos="360"/>
+        </w:tabs>
         <w:spacing w:line="244" w:lineRule="auto"/>
-        <w:ind w:right="360"/>
-        <w:rPr>
-          <w:rFonts w:asciiTheme="minorHAnsi" w:hAnsiTheme="minorHAnsi" w:cstheme="minorHAnsi"/>
-          <w:color w:val="000000" w:themeColor="text1"/>
-        </w:rPr>
-      </w:pPr>
-      <w:r>
-        <w:rPr>
-          <w:rStyle w:val="citation-103"/>
-          <w:rFonts w:asciiTheme="minorHAnsi" w:hAnsiTheme="minorHAnsi" w:cstheme="minorHAnsi"/>
-          <w:color w:val="000000" w:themeColor="text1"/>
-        </w:rPr>
-        <w:t>Optimized for clinical use by selecting the parameter-efficient EfficientNetB3 model, which balanced high performance with a lower parameter count (11.7M)</w:t>
-      </w:r>
-      <w:r>
-        <w:rPr>
-          <w:rStyle w:val="apple-converted-space"/>
-          <w:rFonts w:asciiTheme="minorHAnsi" w:hAnsiTheme="minorHAnsi" w:cstheme="minorHAnsi"/>
-          <w:color w:val="000000" w:themeColor="text1"/>
-        </w:rPr>
-        <w:t> </w:t>
-      </w:r>
-      <w:r>
-        <w:rPr>
-          <w:rStyle w:val="citation-102"/>
-          <w:rFonts w:asciiTheme="minorHAnsi" w:hAnsiTheme="minorHAnsi" w:cstheme="minorHAnsi"/>
-          <w:color w:val="000000" w:themeColor="text1"/>
-        </w:rPr>
-        <w:t>for rapid, real-world diagnosis</w:t>
-      </w:r>
-      <w:r>
-        <w:rPr>
-          <w:rFonts w:asciiTheme="minorHAnsi" w:hAnsiTheme="minorHAnsi" w:cstheme="minorHAnsi"/>
-          <w:color w:val="000000" w:themeColor="text1"/>
-        </w:rPr>
-        <w:t>.</w:t>
+        <w:ind w:left="360" w:right="360"/>
+        <w:jc w:val="both"/>
+        <w:rPr>
+          <w:rFonts w:asciiTheme="minorHAnsi" w:hAnsiTheme="minorHAnsi" w:cstheme="minorHAnsi"/>
+          <w:color w:val="000000" w:themeColor="text1"/>
+          <w:sz w:val="4"/>
+          <w:szCs w:val="4"/>
+        </w:rPr>
+      </w:pPr>
+    </w:p>
+    <w:p>
+      <w:pPr>
+        <w:ind w:left="360" w:right="360"/>
+        <w:jc w:val="both"/>
+        <w:rPr>
+          <w:rFonts w:asciiTheme="minorHAnsi" w:hAnsiTheme="minorHAnsi" w:cstheme="minorHAnsi"/>
+          <w:i/>
+          <w:color w:val="000000" w:themeColor="text1"/>
+        </w:rPr>
+      </w:pPr>
+      <w:r>
+        <w:rPr>
+          <w:rFonts w:asciiTheme="minorHAnsi" w:hAnsiTheme="minorHAnsi" w:cstheme="minorHAnsi"/>
+          <w:b/>
+          <w:color w:val="000000" w:themeColor="text1"/>
+        </w:rPr>
+        <w:t>Brain Tumor Classification</w:t>
+      </w:r>
+      <w:r>
+        <w:rPr>
+          <w:rFonts w:asciiTheme="minorHAnsi" w:hAnsiTheme="minorHAnsi" w:cstheme="minorHAnsi"/>
+          <w:b/>
+          <w:color w:val="000000" w:themeColor="text1"/>
+        </w:rPr>
+        <w:t xml:space="preserve"> </w:t>
+      </w:r>
+      <w:r>
+        <w:rPr>
+          <w:rFonts w:asciiTheme="minorHAnsi" w:hAnsiTheme="minorHAnsi" w:cstheme="minorHAnsi"/>
+          <w:b/>
+          <w:color w:val="000000" w:themeColor="text1"/>
+        </w:rPr>
+        <w:t xml:space="preserve">| </w:t>
+      </w:r>
+      <w:r>
+        <w:rPr>
+          <w:rFonts w:asciiTheme="minorHAnsi" w:hAnsiTheme="minorHAnsi" w:cstheme="minorHAnsi"/>
+          <w:i/>
+          <w:color w:val="000000" w:themeColor="text1"/>
+        </w:rPr>
+        <w:t>Python, TensorFlow, CNNs</w:t>
       </w:r>
     </w:p>
     <w:p>
@@ -2330,102 +2918,18 @@
         </w:numPr>
         <w:spacing w:line="244" w:lineRule="auto"/>
         <w:ind w:right="360"/>
-        <w:rPr>
-          <w:rFonts w:asciiTheme="minorHAnsi" w:hAnsiTheme="minorHAnsi" w:cstheme="minorHAnsi"/>
-          <w:color w:val="000000" w:themeColor="text1"/>
-        </w:rPr>
-      </w:pPr>
-      <w:r>
-        <w:rPr>
-          <w:rFonts w:asciiTheme="minorHAnsi" w:hAnsiTheme="minorHAnsi" w:cstheme="minorHAnsi"/>
-          <w:b/>
-          <w:bCs/>
-          <w:color w:val="000000" w:themeColor="text1"/>
-        </w:rPr>
-        <w:t>Publication:</w:t>
-      </w:r>
-      <w:r>
-        <w:rPr>
-          <w:rFonts w:asciiTheme="minorHAnsi" w:hAnsiTheme="minorHAnsi" w:cstheme="minorHAnsi"/>
-          <w:color w:val="000000" w:themeColor="text1"/>
-        </w:rPr>
-        <w:t xml:space="preserve"> </w:t>
-      </w:r>
-      <w:r>
-        <w:rPr>
-          <w:rStyle w:val="citation-101"/>
-          <w:rFonts w:asciiTheme="minorHAnsi" w:hAnsiTheme="minorHAnsi" w:cstheme="minorHAnsi"/>
-          <w:color w:val="000000" w:themeColor="text1"/>
-        </w:rPr>
-        <w:t>Co-authored the paper “</w:t>
-      </w:r>
-      <w:hyperlink r:id="rId9" w:tgtFrame="_blank" w:history="1">
-        <w:r>
-          <w:rPr>
-            <w:rStyle w:val="citation-101"/>
-            <w:rFonts w:asciiTheme="minorHAnsi" w:hAnsiTheme="minorHAnsi" w:cstheme="minorHAnsi"/>
-            <w:color w:val="000000" w:themeColor="text1"/>
-            <w:u w:val="single"/>
-          </w:rPr>
-          <w:t>Identifying Various Types of Brain Tumors using Deep Neural Network based Image Features</w:t>
-        </w:r>
-      </w:hyperlink>
-      <w:r>
-        <w:rPr>
-          <w:rStyle w:val="citation-101"/>
-          <w:rFonts w:asciiTheme="minorHAnsi" w:hAnsiTheme="minorHAnsi" w:cstheme="minorHAnsi"/>
-          <w:color w:val="000000" w:themeColor="text1"/>
-        </w:rPr>
-        <w:t>,” presented at the</w:t>
-      </w:r>
-      <w:r>
-        <w:rPr>
-          <w:rStyle w:val="apple-converted-space"/>
-          <w:rFonts w:asciiTheme="minorHAnsi" w:hAnsiTheme="minorHAnsi" w:cstheme="minorHAnsi"/>
-          <w:color w:val="000000" w:themeColor="text1"/>
-        </w:rPr>
-        <w:t> </w:t>
-      </w:r>
-      <w:r>
-        <w:rPr>
-          <w:rStyle w:val="citation-101"/>
-          <w:rFonts w:asciiTheme="minorHAnsi" w:hAnsiTheme="minorHAnsi" w:cstheme="minorHAnsi"/>
-          <w:i/>
-          <w:iCs/>
-          <w:color w:val="000000" w:themeColor="text1"/>
-        </w:rPr>
-        <w:t>2024 IEEE International Conference on Cognitive Robotics and Intelligent Systems</w:t>
-      </w:r>
-      <w:r>
-        <w:rPr>
-          <w:rStyle w:val="citation-101"/>
-          <w:rFonts w:asciiTheme="minorHAnsi" w:hAnsiTheme="minorHAnsi" w:cstheme="minorHAnsi"/>
-          <w:i/>
-          <w:iCs/>
-          <w:color w:val="000000" w:themeColor="text1"/>
-        </w:rPr>
-        <w:t>.</w:t>
-      </w:r>
-    </w:p>
-    <w:p>
-      <w:pPr>
-        <w:pStyle w:val="Heading1"/>
-        <w:pBdr>
-          <w:bottom w:val="single" w:sz="6" w:space="1" w:color="auto"/>
-        </w:pBdr>
-        <w:spacing w:before="80"/>
-        <w:ind w:left="360" w:right="360"/>
-        <w:rPr>
-          <w:rFonts w:asciiTheme="minorHAnsi" w:hAnsiTheme="minorHAnsi" w:cstheme="minorHAnsi"/>
-          <w:color w:val="000000" w:themeColor="text1"/>
-        </w:rPr>
-      </w:pPr>
-      <w:r>
-        <w:rPr>
-          <w:rFonts w:asciiTheme="minorHAnsi" w:hAnsiTheme="minorHAnsi" w:cstheme="minorHAnsi"/>
-          <w:color w:val="000000" w:themeColor="text1"/>
-        </w:rPr>
-        <w:t>CERTIFICATIONS</w:t>
+        <w:jc w:val="both"/>
+        <w:rPr>
+          <w:rFonts w:asciiTheme="minorHAnsi" w:hAnsiTheme="minorHAnsi" w:cstheme="minorHAnsi"/>
+          <w:color w:val="000000" w:themeColor="text1"/>
+        </w:rPr>
+      </w:pPr>
+      <w:r>
+        <w:rPr>
+          <w:rFonts w:asciiTheme="minorHAnsi" w:hAnsiTheme="minorHAnsi" w:cstheme="minorHAnsi"/>
+          <w:color w:val="000000" w:themeColor="text1"/>
+        </w:rPr>
+        <w:t>Developed deep learning models achieving 99.84% accuracy across 7,000+ MRI scans</w:t>
       </w:r>
     </w:p>
     <w:p>
@@ -2433,28 +2937,38 @@
         <w:pStyle w:val="ListParagraph"/>
         <w:numPr>
           <w:ilvl w:val="0"/>
-          <w:numId w:val="70"/>
+          <w:numId w:val="22"/>
         </w:numPr>
         <w:spacing w:line="244" w:lineRule="auto"/>
         <w:ind w:right="360"/>
-        <w:rPr>
-          <w:rFonts w:asciiTheme="minorHAnsi" w:hAnsiTheme="minorHAnsi" w:cstheme="minorHAnsi"/>
-          <w:color w:val="000000"/>
-        </w:rPr>
-      </w:pPr>
-      <w:r>
-        <w:rPr>
-          <w:rFonts w:asciiTheme="minorHAnsi" w:hAnsiTheme="minorHAnsi" w:cstheme="minorHAnsi"/>
-          <w:color w:val="000000"/>
-        </w:rPr>
-        <w:t>AWS Academy Graduate: Introduction to Cloud, Semester 1</w:t>
-      </w:r>
-      <w:r>
-        <w:rPr>
-          <w:rFonts w:asciiTheme="minorHAnsi" w:hAnsiTheme="minorHAnsi" w:cstheme="minorHAnsi"/>
-          <w:color w:val="000000"/>
-        </w:rPr>
-        <w:t>.</w:t>
+        <w:jc w:val="both"/>
+        <w:rPr>
+          <w:rFonts w:asciiTheme="minorHAnsi" w:hAnsiTheme="minorHAnsi" w:cstheme="minorHAnsi"/>
+          <w:color w:val="000000" w:themeColor="text1"/>
+        </w:rPr>
+      </w:pPr>
+      <w:r>
+        <w:rPr>
+          <w:rFonts w:asciiTheme="minorHAnsi" w:hAnsiTheme="minorHAnsi" w:cstheme="minorHAnsi"/>
+          <w:color w:val="000000" w:themeColor="text1"/>
+        </w:rPr>
+        <w:t xml:space="preserve">Benchmarked architectures (CNN, VGG16, InceptionV3, </w:t>
+      </w:r>
+      <w:proofErr w:type="spellStart"/>
+      <w:r>
+        <w:rPr>
+          <w:rFonts w:asciiTheme="minorHAnsi" w:hAnsiTheme="minorHAnsi" w:cstheme="minorHAnsi"/>
+          <w:color w:val="000000" w:themeColor="text1"/>
+        </w:rPr>
+        <w:t>EfficientNet</w:t>
+      </w:r>
+      <w:proofErr w:type="spellEnd"/>
+      <w:r>
+        <w:rPr>
+          <w:rFonts w:asciiTheme="minorHAnsi" w:hAnsiTheme="minorHAnsi" w:cstheme="minorHAnsi"/>
+          <w:color w:val="000000" w:themeColor="text1"/>
+        </w:rPr>
+        <w:t>) to optimize performance and inference efficiency</w:t>
       </w:r>
     </w:p>
     <w:p>
@@ -2462,57 +2976,54 @@
         <w:pStyle w:val="ListParagraph"/>
         <w:numPr>
           <w:ilvl w:val="0"/>
-          <w:numId w:val="70"/>
+          <w:numId w:val="22"/>
         </w:numPr>
         <w:spacing w:line="244" w:lineRule="auto"/>
         <w:ind w:right="360"/>
-        <w:rPr>
-          <w:rFonts w:asciiTheme="minorHAnsi" w:hAnsiTheme="minorHAnsi" w:cstheme="minorHAnsi"/>
-          <w:color w:val="000000"/>
-        </w:rPr>
-      </w:pPr>
-      <w:r>
-        <w:rPr>
-          <w:rFonts w:asciiTheme="minorHAnsi" w:hAnsiTheme="minorHAnsi" w:cstheme="minorHAnsi"/>
-          <w:color w:val="000000"/>
-        </w:rPr>
-        <w:t>DeepLearning.AI: Neural Networks and Deep Learning; Improving Deep Neural Networks</w:t>
-      </w:r>
-      <w:r>
-        <w:rPr>
-          <w:rFonts w:asciiTheme="minorHAnsi" w:hAnsiTheme="minorHAnsi" w:cstheme="minorHAnsi"/>
-          <w:color w:val="000000"/>
-        </w:rPr>
-        <w:t>.</w:t>
-      </w:r>
-    </w:p>
-    <w:p>
-      <w:pPr>
-        <w:pStyle w:val="ListParagraph"/>
-        <w:numPr>
-          <w:ilvl w:val="0"/>
-          <w:numId w:val="70"/>
-        </w:numPr>
-        <w:spacing w:line="244" w:lineRule="auto"/>
-        <w:ind w:right="360"/>
-        <w:rPr>
-          <w:rFonts w:asciiTheme="minorHAnsi" w:hAnsiTheme="minorHAnsi" w:cstheme="minorHAnsi"/>
-          <w:color w:val="000000" w:themeColor="text1"/>
-        </w:rPr>
-      </w:pPr>
-      <w:r>
-        <w:rPr>
-          <w:rFonts w:asciiTheme="minorHAnsi" w:hAnsiTheme="minorHAnsi" w:cstheme="minorHAnsi"/>
-          <w:color w:val="000000"/>
-        </w:rPr>
-        <w:t xml:space="preserve">Hands-on Workshop: </w:t>
-      </w:r>
-      <w:r>
-        <w:rPr>
-          <w:rFonts w:asciiTheme="minorHAnsi" w:hAnsiTheme="minorHAnsi" w:cstheme="minorHAnsi"/>
-          <w:color w:val="000000"/>
-        </w:rPr>
-        <w:t>Built a UAV with KIIT Robotics Society, showcasing engineering and problem-solving skills.</w:t>
+        <w:jc w:val="both"/>
+        <w:rPr>
+          <w:rFonts w:asciiTheme="minorHAnsi" w:hAnsiTheme="minorHAnsi" w:cstheme="minorHAnsi"/>
+          <w:color w:val="000000" w:themeColor="text1"/>
+        </w:rPr>
+      </w:pPr>
+      <w:r>
+        <w:rPr>
+          <w:rFonts w:asciiTheme="minorHAnsi" w:hAnsiTheme="minorHAnsi" w:cstheme="minorHAnsi"/>
+          <w:color w:val="000000" w:themeColor="text1"/>
+        </w:rPr>
+        <w:t xml:space="preserve">Co-authored </w:t>
+      </w:r>
+      <w:hyperlink r:id="rId9" w:history="1">
+        <w:r>
+          <w:rPr>
+            <w:rStyle w:val="Hyperlink"/>
+            <w:rFonts w:asciiTheme="minorHAnsi" w:hAnsiTheme="minorHAnsi" w:cstheme="minorHAnsi"/>
+            <w:color w:val="000000" w:themeColor="text1"/>
+          </w:rPr>
+          <w:t>IEEE</w:t>
+        </w:r>
+        <w:r>
+          <w:rPr>
+            <w:rStyle w:val="Hyperlink"/>
+            <w:rFonts w:asciiTheme="minorHAnsi" w:hAnsiTheme="minorHAnsi" w:cstheme="minorHAnsi"/>
+          </w:rPr>
+          <w:t xml:space="preserve"> </w:t>
+        </w:r>
+        <w:r>
+          <w:rPr>
+            <w:rStyle w:val="Hyperlink"/>
+            <w:rFonts w:asciiTheme="minorHAnsi" w:hAnsiTheme="minorHAnsi" w:cstheme="minorHAnsi"/>
+            <w:color w:val="000000" w:themeColor="text1"/>
+          </w:rPr>
+          <w:t>publication</w:t>
+        </w:r>
+      </w:hyperlink>
+      <w:r>
+        <w:rPr>
+          <w:rFonts w:asciiTheme="minorHAnsi" w:hAnsiTheme="minorHAnsi" w:cstheme="minorHAnsi"/>
+          <w:color w:val="000000" w:themeColor="text1"/>
+        </w:rPr>
+        <w:t xml:space="preserve"> on medical image classification using deep neural networks</w:t>
       </w:r>
     </w:p>
     <w:sectPr>
